--- a/klagomål/A 971-2026 FSC-klagomål.docx
+++ b/klagomål/A 971-2026 FSC-klagomål.docx
@@ -705,7 +705,7 @@
     <w:r>
       <w:tab/>
       <w:tab/>
-      <w:t>2026-01-09</w:t>
+      <w:t>2026-01-10</w:t>
       <w:br/>
       <w:br/>
     </w:r>

--- a/klagomål/A 971-2026 FSC-klagomål.docx
+++ b/klagomål/A 971-2026 FSC-klagomål.docx
@@ -705,7 +705,7 @@
     <w:r>
       <w:tab/>
       <w:tab/>
-      <w:t>2026-01-10</w:t>
+      <w:t>2026-01-11</w:t>
       <w:br/>
       <w:br/>
     </w:r>

--- a/klagomål/A 971-2026 FSC-klagomål.docx
+++ b/klagomål/A 971-2026 FSC-klagomål.docx
@@ -705,7 +705,7 @@
     <w:r>
       <w:tab/>
       <w:tab/>
-      <w:t>2026-01-11</w:t>
+      <w:t>2026-01-12</w:t>
       <w:br/>
       <w:br/>
     </w:r>

--- a/klagomål/A 971-2026 FSC-klagomål.docx
+++ b/klagomål/A 971-2026 FSC-klagomål.docx
@@ -705,7 +705,7 @@
     <w:r>
       <w:tab/>
       <w:tab/>
-      <w:t>2026-01-12</w:t>
+      <w:t>2026-01-13</w:t>
       <w:br/>
       <w:br/>
     </w:r>

--- a/klagomål/A 971-2026 FSC-klagomål.docx
+++ b/klagomål/A 971-2026 FSC-klagomål.docx
@@ -705,7 +705,7 @@
     <w:r>
       <w:tab/>
       <w:tab/>
-      <w:t>2026-01-13</w:t>
+      <w:t>2026-01-14</w:t>
       <w:br/>
       <w:br/>
     </w:r>

--- a/klagomål/A 971-2026 FSC-klagomål.docx
+++ b/klagomål/A 971-2026 FSC-klagomål.docx
@@ -705,7 +705,7 @@
     <w:r>
       <w:tab/>
       <w:tab/>
-      <w:t>2026-01-14</w:t>
+      <w:t>2026-01-15</w:t>
       <w:br/>
       <w:br/>
     </w:r>

--- a/klagomål/A 971-2026 FSC-klagomål.docx
+++ b/klagomål/A 971-2026 FSC-klagomål.docx
@@ -705,7 +705,7 @@
     <w:r>
       <w:tab/>
       <w:tab/>
-      <w:t>2026-01-15</w:t>
+      <w:t>2026-01-16</w:t>
       <w:br/>
       <w:br/>
     </w:r>

--- a/klagomål/A 971-2026 FSC-klagomål.docx
+++ b/klagomål/A 971-2026 FSC-klagomål.docx
@@ -705,7 +705,7 @@
     <w:r>
       <w:tab/>
       <w:tab/>
-      <w:t>2026-01-16</w:t>
+      <w:t>2026-01-17</w:t>
       <w:br/>
       <w:br/>
     </w:r>

--- a/klagomål/A 971-2026 FSC-klagomål.docx
+++ b/klagomål/A 971-2026 FSC-klagomål.docx
@@ -705,7 +705,7 @@
     <w:r>
       <w:tab/>
       <w:tab/>
-      <w:t>2026-01-17</w:t>
+      <w:t>2026-01-18</w:t>
       <w:br/>
       <w:br/>
     </w:r>

--- a/klagomål/A 971-2026 FSC-klagomål.docx
+++ b/klagomål/A 971-2026 FSC-klagomål.docx
@@ -705,7 +705,7 @@
     <w:r>
       <w:tab/>
       <w:tab/>
-      <w:t>2026-01-18</w:t>
+      <w:t>2026-01-19</w:t>
       <w:br/>
       <w:br/>
     </w:r>

--- a/klagomål/A 971-2026 FSC-klagomål.docx
+++ b/klagomål/A 971-2026 FSC-klagomål.docx
@@ -705,7 +705,7 @@
     <w:r>
       <w:tab/>
       <w:tab/>
-      <w:t>2026-01-19</w:t>
+      <w:t>2026-01-20</w:t>
       <w:br/>
       <w:br/>
     </w:r>

--- a/klagomål/A 971-2026 FSC-klagomål.docx
+++ b/klagomål/A 971-2026 FSC-klagomål.docx
@@ -705,7 +705,7 @@
     <w:r>
       <w:tab/>
       <w:tab/>
-      <w:t>2026-01-20</w:t>
+      <w:t>2026-01-21</w:t>
       <w:br/>
       <w:br/>
     </w:r>

--- a/klagomål/A 971-2026 FSC-klagomål.docx
+++ b/klagomål/A 971-2026 FSC-klagomål.docx
@@ -705,7 +705,7 @@
     <w:r>
       <w:tab/>
       <w:tab/>
-      <w:t>2026-01-21</w:t>
+      <w:t>2026-01-23</w:t>
       <w:br/>
       <w:br/>
     </w:r>

--- a/klagomål/A 971-2026 FSC-klagomål.docx
+++ b/klagomål/A 971-2026 FSC-klagomål.docx
@@ -705,7 +705,7 @@
     <w:r>
       <w:tab/>
       <w:tab/>
-      <w:t>2026-01-23</w:t>
+      <w:t>2026-01-24</w:t>
       <w:br/>
       <w:br/>
     </w:r>

--- a/klagomål/A 971-2026 FSC-klagomål.docx
+++ b/klagomål/A 971-2026 FSC-klagomål.docx
@@ -705,7 +705,7 @@
     <w:r>
       <w:tab/>
       <w:tab/>
-      <w:t>2026-01-24</w:t>
+      <w:t>2026-01-25</w:t>
       <w:br/>
       <w:br/>
     </w:r>

--- a/klagomål/A 971-2026 FSC-klagomål.docx
+++ b/klagomål/A 971-2026 FSC-klagomål.docx
@@ -705,7 +705,7 @@
     <w:r>
       <w:tab/>
       <w:tab/>
-      <w:t>2026-01-25</w:t>
+      <w:t>2026-01-26</w:t>
       <w:br/>
       <w:br/>
     </w:r>

--- a/klagomål/A 971-2026 FSC-klagomål.docx
+++ b/klagomål/A 971-2026 FSC-klagomål.docx
@@ -705,7 +705,7 @@
     <w:r>
       <w:tab/>
       <w:tab/>
-      <w:t>2026-01-26</w:t>
+      <w:t>2026-01-27</w:t>
       <w:br/>
       <w:br/>
     </w:r>

--- a/klagomål/A 971-2026 FSC-klagomål.docx
+++ b/klagomål/A 971-2026 FSC-klagomål.docx
@@ -705,7 +705,7 @@
     <w:r>
       <w:tab/>
       <w:tab/>
-      <w:t>2026-01-27</w:t>
+      <w:t>2026-01-28</w:t>
       <w:br/>
       <w:br/>
     </w:r>

--- a/klagomål/A 971-2026 FSC-klagomål.docx
+++ b/klagomål/A 971-2026 FSC-klagomål.docx
@@ -705,7 +705,7 @@
     <w:r>
       <w:tab/>
       <w:tab/>
-      <w:t>2026-02-13</w:t>
+      <w:t>2026-02-17</w:t>
       <w:br/>
       <w:br/>
     </w:r>

--- a/klagomål/A 971-2026 FSC-klagomål.docx
+++ b/klagomål/A 971-2026 FSC-klagomål.docx
@@ -705,7 +705,7 @@
     <w:r>
       <w:tab/>
       <w:tab/>
-      <w:t>2026-02-17</w:t>
+      <w:t>2026-02-19</w:t>
       <w:br/>
       <w:br/>
     </w:r>

--- a/klagomål/A 971-2026 FSC-klagomål.docx
+++ b/klagomål/A 971-2026 FSC-klagomål.docx
@@ -705,7 +705,7 @@
     <w:r>
       <w:tab/>
       <w:tab/>
-      <w:t>2026-02-19</w:t>
+      <w:t>2026-02-20</w:t>
       <w:br/>
       <w:br/>
     </w:r>

--- a/klagomål/A 971-2026 FSC-klagomål.docx
+++ b/klagomål/A 971-2026 FSC-klagomål.docx
@@ -705,7 +705,7 @@
     <w:r>
       <w:tab/>
       <w:tab/>
-      <w:t>2026-02-20</w:t>
+      <w:t>2026-02-21</w:t>
       <w:br/>
       <w:br/>
     </w:r>

--- a/klagomål/A 971-2026 FSC-klagomål.docx
+++ b/klagomål/A 971-2026 FSC-klagomål.docx
@@ -705,7 +705,7 @@
     <w:r>
       <w:tab/>
       <w:tab/>
-      <w:t>2026-02-21</w:t>
+      <w:t>2026-02-22</w:t>
       <w:br/>
       <w:br/>
     </w:r>

--- a/klagomål/A 971-2026 FSC-klagomål.docx
+++ b/klagomål/A 971-2026 FSC-klagomål.docx
@@ -705,7 +705,7 @@
     <w:r>
       <w:tab/>
       <w:tab/>
-      <w:t>2026-02-22</w:t>
+      <w:t>2026-02-23</w:t>
       <w:br/>
       <w:br/>
     </w:r>

--- a/klagomål/A 971-2026 FSC-klagomål.docx
+++ b/klagomål/A 971-2026 FSC-klagomål.docx
@@ -705,7 +705,7 @@
     <w:r>
       <w:tab/>
       <w:tab/>
-      <w:t>2026-02-23</w:t>
+      <w:t>2026-02-24</w:t>
       <w:br/>
       <w:br/>
     </w:r>

--- a/klagomål/A 971-2026 FSC-klagomål.docx
+++ b/klagomål/A 971-2026 FSC-klagomål.docx
@@ -705,7 +705,7 @@
     <w:r>
       <w:tab/>
       <w:tab/>
-      <w:t>2026-02-24</w:t>
+      <w:t>2026-02-25</w:t>
       <w:br/>
       <w:br/>
     </w:r>

--- a/klagomål/A 971-2026 FSC-klagomål.docx
+++ b/klagomål/A 971-2026 FSC-klagomål.docx
@@ -705,7 +705,7 @@
     <w:r>
       <w:tab/>
       <w:tab/>
-      <w:t>2026-02-25</w:t>
+      <w:t>2026-02-26</w:t>
       <w:br/>
       <w:br/>
     </w:r>

--- a/klagomål/A 971-2026 FSC-klagomål.docx
+++ b/klagomål/A 971-2026 FSC-klagomål.docx
@@ -705,7 +705,7 @@
     <w:r>
       <w:tab/>
       <w:tab/>
-      <w:t>2026-02-26</w:t>
+      <w:t>2026-02-28</w:t>
       <w:br/>
       <w:br/>
     </w:r>

--- a/klagomål/A 971-2026 FSC-klagomål.docx
+++ b/klagomål/A 971-2026 FSC-klagomål.docx
@@ -705,7 +705,7 @@
     <w:r>
       <w:tab/>
       <w:tab/>
-      <w:t>2026-02-28</w:t>
+      <w:t>2026-03-01</w:t>
       <w:br/>
       <w:br/>
     </w:r>

--- a/klagomål/A 971-2026 FSC-klagomål.docx
+++ b/klagomål/A 971-2026 FSC-klagomål.docx
@@ -705,7 +705,7 @@
     <w:r>
       <w:tab/>
       <w:tab/>
-      <w:t>2026-03-01</w:t>
+      <w:t>2026-03-02</w:t>
       <w:br/>
       <w:br/>
     </w:r>

--- a/klagomål/A 971-2026 FSC-klagomål.docx
+++ b/klagomål/A 971-2026 FSC-klagomål.docx
@@ -705,7 +705,7 @@
     <w:r>
       <w:tab/>
       <w:tab/>
-      <w:t>2026-03-02</w:t>
+      <w:t>2026-03-03</w:t>
       <w:br/>
       <w:br/>
     </w:r>

--- a/klagomål/A 971-2026 FSC-klagomål.docx
+++ b/klagomål/A 971-2026 FSC-klagomål.docx
@@ -705,7 +705,7 @@
     <w:r>
       <w:tab/>
       <w:tab/>
-      <w:t>2026-03-03</w:t>
+      <w:t>2026-03-04</w:t>
       <w:br/>
       <w:br/>
     </w:r>

--- a/klagomål/A 971-2026 FSC-klagomål.docx
+++ b/klagomål/A 971-2026 FSC-klagomål.docx
@@ -705,7 +705,7 @@
     <w:r>
       <w:tab/>
       <w:tab/>
-      <w:t>2026-03-04</w:t>
+      <w:t>2026-03-05</w:t>
       <w:br/>
       <w:br/>
     </w:r>

--- a/klagomål/A 971-2026 FSC-klagomål.docx
+++ b/klagomål/A 971-2026 FSC-klagomål.docx
@@ -705,7 +705,7 @@
     <w:r>
       <w:tab/>
       <w:tab/>
-      <w:t>2026-03-05</w:t>
+      <w:t>2026-03-06</w:t>
       <w:br/>
       <w:br/>
     </w:r>

--- a/klagomål/A 971-2026 FSC-klagomål.docx
+++ b/klagomål/A 971-2026 FSC-klagomål.docx
@@ -705,7 +705,7 @@
     <w:r>
       <w:tab/>
       <w:tab/>
-      <w:t>2026-03-06</w:t>
+      <w:t>2026-03-07</w:t>
       <w:br/>
       <w:br/>
     </w:r>

--- a/klagomål/A 971-2026 FSC-klagomål.docx
+++ b/klagomål/A 971-2026 FSC-klagomål.docx
@@ -705,7 +705,7 @@
     <w:r>
       <w:tab/>
       <w:tab/>
-      <w:t>2026-03-07</w:t>
+      <w:t>2026-03-08</w:t>
       <w:br/>
       <w:br/>
     </w:r>

--- a/klagomål/A 971-2026 FSC-klagomål.docx
+++ b/klagomål/A 971-2026 FSC-klagomål.docx
@@ -705,7 +705,7 @@
     <w:r>
       <w:tab/>
       <w:tab/>
-      <w:t>2026-03-08</w:t>
+      <w:t>2026-03-09</w:t>
       <w:br/>
       <w:br/>
     </w:r>

--- a/klagomål/A 971-2026 FSC-klagomål.docx
+++ b/klagomål/A 971-2026 FSC-klagomål.docx
@@ -705,7 +705,7 @@
     <w:r>
       <w:tab/>
       <w:tab/>
-      <w:t>2026-03-09</w:t>
+      <w:t>2026-03-10</w:t>
       <w:br/>
       <w:br/>
     </w:r>

--- a/klagomål/A 971-2026 FSC-klagomål.docx
+++ b/klagomål/A 971-2026 FSC-klagomål.docx
@@ -705,7 +705,7 @@
     <w:r>
       <w:tab/>
       <w:tab/>
-      <w:t>2026-03-10</w:t>
+      <w:t>2026-03-11</w:t>
       <w:br/>
       <w:br/>
     </w:r>

--- a/klagomål/A 971-2026 FSC-klagomål.docx
+++ b/klagomål/A 971-2026 FSC-klagomål.docx
@@ -705,7 +705,7 @@
     <w:r>
       <w:tab/>
       <w:tab/>
-      <w:t>2026-03-11</w:t>
+      <w:t>2026-03-12</w:t>
       <w:br/>
       <w:br/>
     </w:r>

--- a/klagomål/A 971-2026 FSC-klagomål.docx
+++ b/klagomål/A 971-2026 FSC-klagomål.docx
@@ -705,7 +705,7 @@
     <w:r>
       <w:tab/>
       <w:tab/>
-      <w:t>2026-03-12</w:t>
+      <w:t>2026-03-13</w:t>
       <w:br/>
       <w:br/>
     </w:r>

--- a/klagomål/A 971-2026 FSC-klagomål.docx
+++ b/klagomål/A 971-2026 FSC-klagomål.docx
@@ -705,7 +705,7 @@
     <w:r>
       <w:tab/>
       <w:tab/>
-      <w:t>2026-04-14</w:t>
+      <w:t>2026-04-15</w:t>
       <w:br/>
       <w:br/>
     </w:r>

--- a/klagomål/A 971-2026 FSC-klagomål.docx
+++ b/klagomål/A 971-2026 FSC-klagomål.docx
@@ -705,7 +705,7 @@
     <w:r>
       <w:tab/>
       <w:tab/>
-      <w:t>2026-04-15</w:t>
+      <w:t>2026-04-16</w:t>
       <w:br/>
       <w:br/>
     </w:r>

--- a/klagomål/A 971-2026 FSC-klagomål.docx
+++ b/klagomål/A 971-2026 FSC-klagomål.docx
@@ -705,7 +705,7 @@
     <w:r>
       <w:tab/>
       <w:tab/>
-      <w:t>2026-04-16</w:t>
+      <w:t>2026-04-17</w:t>
       <w:br/>
       <w:br/>
     </w:r>

--- a/klagomål/A 971-2026 FSC-klagomål.docx
+++ b/klagomål/A 971-2026 FSC-klagomål.docx
@@ -705,7 +705,7 @@
     <w:r>
       <w:tab/>
       <w:tab/>
-      <w:t>2026-04-17</w:t>
+      <w:t>2026-04-18</w:t>
       <w:br/>
       <w:br/>
     </w:r>

--- a/klagomål/A 971-2026 FSC-klagomål.docx
+++ b/klagomål/A 971-2026 FSC-klagomål.docx
@@ -705,7 +705,7 @@
     <w:r>
       <w:tab/>
       <w:tab/>
-      <w:t>2026-04-18</w:t>
+      <w:t>2026-04-19</w:t>
       <w:br/>
       <w:br/>
     </w:r>

--- a/klagomål/A 971-2026 FSC-klagomål.docx
+++ b/klagomål/A 971-2026 FSC-klagomål.docx
@@ -705,7 +705,7 @@
     <w:r>
       <w:tab/>
       <w:tab/>
-      <w:t>2026-04-19</w:t>
+      <w:t>2026-04-20</w:t>
       <w:br/>
       <w:br/>
     </w:r>

--- a/klagomål/A 971-2026 FSC-klagomål.docx
+++ b/klagomål/A 971-2026 FSC-klagomål.docx
@@ -705,7 +705,7 @@
     <w:r>
       <w:tab/>
       <w:tab/>
-      <w:t>2026-04-20</w:t>
+      <w:t>2026-04-21</w:t>
       <w:br/>
       <w:br/>
     </w:r>

--- a/klagomål/A 971-2026 FSC-klagomål.docx
+++ b/klagomål/A 971-2026 FSC-klagomål.docx
@@ -705,7 +705,7 @@
     <w:r>
       <w:tab/>
       <w:tab/>
-      <w:t>2026-04-21</w:t>
+      <w:t>2026-04-22</w:t>
       <w:br/>
       <w:br/>
     </w:r>

--- a/klagomål/A 971-2026 FSC-klagomål.docx
+++ b/klagomål/A 971-2026 FSC-klagomål.docx
@@ -705,7 +705,7 @@
     <w:r>
       <w:tab/>
       <w:tab/>
-      <w:t>2026-04-22</w:t>
+      <w:t>2026-04-23</w:t>
       <w:br/>
       <w:br/>
     </w:r>

--- a/klagomål/A 971-2026 FSC-klagomål.docx
+++ b/klagomål/A 971-2026 FSC-klagomål.docx
@@ -705,7 +705,7 @@
     <w:r>
       <w:tab/>
       <w:tab/>
-      <w:t>2026-04-23</w:t>
+      <w:t>2026-04-24</w:t>
       <w:br/>
       <w:br/>
     </w:r>

--- a/klagomål/A 971-2026 FSC-klagomål.docx
+++ b/klagomål/A 971-2026 FSC-klagomål.docx
@@ -705,7 +705,7 @@
     <w:r>
       <w:tab/>
       <w:tab/>
-      <w:t>2026-04-24</w:t>
+      <w:t>2026-04-25</w:t>
       <w:br/>
       <w:br/>
     </w:r>

--- a/klagomål/A 971-2026 FSC-klagomål.docx
+++ b/klagomål/A 971-2026 FSC-klagomål.docx
@@ -705,7 +705,7 @@
     <w:r>
       <w:tab/>
       <w:tab/>
-      <w:t>2026-04-25</w:t>
+      <w:t>2026-04-26</w:t>
       <w:br/>
       <w:br/>
     </w:r>

--- a/klagomål/A 971-2026 FSC-klagomål.docx
+++ b/klagomål/A 971-2026 FSC-klagomål.docx
@@ -705,7 +705,7 @@
     <w:r>
       <w:tab/>
       <w:tab/>
-      <w:t>2026-04-26</w:t>
+      <w:t>2026-04-27</w:t>
       <w:br/>
       <w:br/>
     </w:r>

--- a/klagomål/A 971-2026 FSC-klagomål.docx
+++ b/klagomål/A 971-2026 FSC-klagomål.docx
@@ -705,7 +705,7 @@
     <w:r>
       <w:tab/>
       <w:tab/>
-      <w:t>2026-04-27</w:t>
+      <w:t>2026-04-28</w:t>
       <w:br/>
       <w:br/>
     </w:r>

--- a/klagomål/A 971-2026 FSC-klagomål.docx
+++ b/klagomål/A 971-2026 FSC-klagomål.docx
@@ -705,7 +705,7 @@
     <w:r>
       <w:tab/>
       <w:tab/>
-      <w:t>2026-04-28</w:t>
+      <w:t>2026-04-29</w:t>
       <w:br/>
       <w:br/>
     </w:r>

--- a/klagomål/A 971-2026 FSC-klagomål.docx
+++ b/klagomål/A 971-2026 FSC-klagomål.docx
@@ -705,7 +705,7 @@
     <w:r>
       <w:tab/>
       <w:tab/>
-      <w:t>2026-04-29</w:t>
+      <w:t>2026-04-30</w:t>
       <w:br/>
       <w:br/>
     </w:r>

--- a/klagomål/A 971-2026 FSC-klagomål.docx
+++ b/klagomål/A 971-2026 FSC-klagomål.docx
@@ -705,7 +705,7 @@
     <w:r>
       <w:tab/>
       <w:tab/>
-      <w:t>2026-06-15</w:t>
+      <w:t>2026-06-16</w:t>
       <w:br/>
       <w:br/>
     </w:r>

--- a/klagomål/A 971-2026 FSC-klagomål.docx
+++ b/klagomål/A 971-2026 FSC-klagomål.docx
@@ -705,7 +705,7 @@
     <w:r>
       <w:tab/>
       <w:tab/>
-      <w:t>2026-06-16</w:t>
+      <w:t>2026-06-17</w:t>
       <w:br/>
       <w:br/>
     </w:r>

--- a/klagomål/A 971-2026 FSC-klagomål.docx
+++ b/klagomål/A 971-2026 FSC-klagomål.docx
@@ -1,6 +1,6 @@
 
 <file path=word/document.xml><?xml version="1.0" encoding="utf-8"?>
-<w:document xmlns:wpc="http://schemas.microsoft.com/office/word/2010/wordprocessingCanvas" xmlns:cx="http://schemas.microsoft.com/office/drawing/2014/chartex" xmlns:cx1="http://schemas.microsoft.com/office/drawing/2015/9/8/chartex" xmlns:cx2="http://schemas.microsoft.com/office/drawing/2015/10/21/chartex" xmlns:cx3="http://schemas.microsoft.com/office/drawing/2016/5/9/chartex" xmlns:cx4="http://schemas.microsoft.com/office/drawing/2016/5/10/chartex" xmlns:cx5="http://schemas.microsoft.com/office/drawing/2016/5/11/chartex" xmlns:cx6="http://schemas.microsoft.com/office/drawing/2016/5/12/chartex" xmlns:cx7="http://schemas.microsoft.com/office/drawing/2016/5/13/chartex" xmlns:cx8="http://schemas.microsoft.com/office/drawing/2016/5/14/chartex" xmlns:mc="http://schemas.openxmlformats.org/markup-compatibility/2006" xmlns:aink="http://schemas.microsoft.com/office/drawing/2016/ink" xmlns:am3d="http://schemas.microsoft.com/office/drawing/2017/model3d" xmlns:o="urn:schemas-microsoft-com:office:office" xmlns:oel="http://schemas.microsoft.com/office/2019/extlst" xmlns:r="http://schemas.openxmlformats.org/officeDocument/2006/relationships" xmlns:m="http://schemas.openxmlformats.org/officeDocument/2006/math" xmlns:v="urn:schemas-microsoft-com:vml" xmlns:wp14="http://schemas.microsoft.com/office/word/2010/wordprocessingDrawing" xmlns:wp="http://schemas.openxmlformats.org/drawingml/2006/wordprocessingDrawing" xmlns:w10="urn:schemas-microsoft-com:office:word" xmlns:w="http://schemas.openxmlformats.org/wordprocessingml/2006/main" xmlns:w14="http://schemas.microsoft.com/office/word/2010/wordml" xmlns:w15="http://schemas.microsoft.com/office/word/2012/wordml" xmlns:w16cex="http://schemas.microsoft.com/office/word/2018/wordml/cex" xmlns:w16cid="http://schemas.microsoft.com/office/word/2016/wordml/cid" xmlns:w16="http://schemas.microsoft.com/office/word/2018/wordml" xmlns:w16sdtdh="http://schemas.microsoft.com/office/word/2020/wordml/sdtdatahash" xmlns:w16se="http://schemas.microsoft.com/office/word/2015/wordml/symex" xmlns:wpg="http://schemas.microsoft.com/office/word/2010/wordprocessingGroup" xmlns:wpi="http://schemas.microsoft.com/office/word/2010/wordprocessingInk" xmlns:wne="http://schemas.microsoft.com/office/word/2006/wordml" xmlns:wps="http://schemas.microsoft.com/office/word/2010/wordprocessingShape" mc:Ignorable="w14 w15 w16se w16cid w16 w16cex w16sdtdh wp14">
+<w:document xmlns:wpc="http://schemas.microsoft.com/office/word/2010/wordprocessingCanvas" xmlns:cx="http://schemas.microsoft.com/office/drawing/2014/chartex" xmlns:cx1="http://schemas.microsoft.com/office/drawing/2015/9/8/chartex" xmlns:cx2="http://schemas.microsoft.com/office/drawing/2015/10/21/chartex" xmlns:cx3="http://schemas.microsoft.com/office/drawing/2016/5/9/chartex" xmlns:cx4="http://schemas.microsoft.com/office/drawing/2016/5/10/chartex" xmlns:cx5="http://schemas.microsoft.com/office/drawing/2016/5/11/chartex" xmlns:cx6="http://schemas.microsoft.com/office/drawing/2016/5/12/chartex" xmlns:cx7="http://schemas.microsoft.com/office/drawing/2016/5/13/chartex" xmlns:cx8="http://schemas.microsoft.com/office/drawing/2016/5/14/chartex" xmlns:mc="http://schemas.openxmlformats.org/markup-compatibility/2006" xmlns:aink="http://schemas.microsoft.com/office/drawing/2016/ink" xmlns:am3d="http://schemas.microsoft.com/office/drawing/2017/model3d" xmlns:o="urn:schemas-microsoft-com:office:office" xmlns:oel="http://schemas.microsoft.com/office/2019/extlst" xmlns:r="http://schemas.openxmlformats.org/officeDocument/2006/relationships" xmlns:m="http://schemas.openxmlformats.org/officeDocument/2006/math" xmlns:v="urn:schemas-microsoft-com:vml" xmlns:wp14="http://schemas.microsoft.com/office/word/2010/wordprocessingDrawing" xmlns:wp="http://schemas.openxmlformats.org/drawingml/2006/wordprocessingDrawing" xmlns:w10="urn:schemas-microsoft-com:office:word" xmlns:w="http://schemas.openxmlformats.org/wordprocessingml/2006/main" xmlns:w14="http://schemas.microsoft.com/office/word/2010/wordml" xmlns:w15="http://schemas.microsoft.com/office/word/2012/wordml" xmlns:w16cex="http://schemas.microsoft.com/office/word/2018/wordml/cex" xmlns:w16cid="http://schemas.microsoft.com/office/word/2016/wordml/cid" xmlns:w16="http://schemas.microsoft.com/office/word/2018/wordml" xmlns:w16du="http://schemas.microsoft.com/office/word/2023/wordml/word16du" xmlns:w16sdtdh="http://schemas.microsoft.com/office/word/2020/wordml/sdtdatahash" xmlns:w16sdtfl="http://schemas.microsoft.com/office/word/2024/wordml/sdtformatlock" xmlns:w16se="http://schemas.microsoft.com/office/word/2015/wordml/symex" xmlns:wpg="http://schemas.microsoft.com/office/word/2010/wordprocessingGroup" xmlns:wpi="http://schemas.microsoft.com/office/word/2010/wordprocessingInk" xmlns:wne="http://schemas.microsoft.com/office/word/2006/wordml" xmlns:wps="http://schemas.microsoft.com/office/word/2010/wordprocessingShape" mc:Ignorable="w14 w15 w16se w16cid w16 w16cex w16sdtdh w16sdtfl w16du wp14">
   <w:body>
     <w:p>
       <w:r>
@@ -168,7 +168,7 @@
     </w:p>
     <w:p>
       <w:r>
-        <w:t>Detta dokument behandlar höga naturvärden i avverkningsanmälan A 971-2026 i Bergs kommun. Denna avverkningsanmälan inkom 2026-01-07 00:00:00 och omfattar 9,7 ha.</w:t>
+        <w:t>Detta dokument behandlar höga naturvärden i avverkningsanmälan A 971-2026 i Bergs kommun som inkom 2026-01-07 och omfattar 9,7 ha.</w:t>
       </w:r>
     </w:p>
     <w:p>
@@ -191,12 +191,15 @@
     </w:p>
     <w:p>
       <w:r>
-        <w:t>I avverkningsanmälan har följande 1 naturvårdsarter hittats: grönsångare (NT, §4). Av dessa är 1 rödlistade. För rödlistade arter har rödlistekategorin angivits inom parentes. För fridlysta arter anges även paragrafen i Artskyddsförordningen som arten är fridlyst enligt.</w:t>
+        <w:t>I och inom 25 meter från avverkningsanmälan har följande 4 naturvårdsarter hittats: garnlav (VU, T), doftskinn (NT, T), grönsångare (NT, §4) och knottrig blåslav (NT, T). Av dessa är 4 rödlistade. För rödlistade arter har rödlistekategorin angivits inom parentes. Typiska arter inom Natura 2000 som är kopplade till skogsekosystem har markerats med (T). För fridlysta arter anges även paragrafen i Artskyddsförordningen som arten är fridlyst enligt.</w:t>
       </w:r>
     </w:p>
     <w:p>
       <w:r>
-        <w:t>De påträffade naturvårdsarterna är ett tydligt kvitto på att detta rör sig om en skog med höga naturvärden. I Figur 1 visas en karta över det avverkningsanmälda området, där samtliga fyndplatser för naturvårdsarter som finns registrerade på Artportalen har markerats.</w:t>
+        <w:t>De påträffade naturvårdsarterna är ett tydligt kvitto på att det rör sig om en skog med höga naturvärden.</w:t>
+      </w:r>
+      <w:r>
+        <w:t xml:space="preserve"> I Figur 1 visas fyndplatser för naturvårdsarter i området, som finns registrerade på Artportalen.</w:t>
       </w:r>
     </w:p>
     <w:p>
@@ -206,7 +209,7 @@
       <w:r>
         <w:drawing>
           <wp:inline xmlns:a="http://schemas.openxmlformats.org/drawingml/2006/main" xmlns:pic="http://schemas.openxmlformats.org/drawingml/2006/picture">
-            <wp:extent cx="5486400" cy="7932234"/>
+            <wp:extent cx="4116470" cy="5688000"/>
             <wp:docPr id="1" name="Picture 1"/>
             <wp:cNvGraphicFramePr>
               <a:graphicFrameLocks noChangeAspect="1"/>
@@ -227,7 +230,7 @@
                   <pic:spPr>
                     <a:xfrm>
                       <a:off x="0" y="0"/>
-                      <a:ext cx="5486400" cy="7932234"/>
+                      <a:ext cx="4116470" cy="5688000"/>
                     </a:xfrm>
                     <a:prstGeom prst="rect"/>
                   </pic:spPr>
@@ -241,14 +244,15 @@
     <w:p>
       <w:pPr>
         <w:pStyle w:val="Caption"/>
+        <w:spacing w:after="240"/>
       </w:pPr>
       <w:r>
-        <w:t>Figur 1. Fyndplatser för naturvårdsarter i det avverkningsanmälda området (röd linje). Markörer utan svart kant är placerade på fyndplatsen. Markörer med svart kant är placerade vid sidan av fyndplatsen och har ett svart streck som visar fyndplatsens exakta position. Kartans mittpunktskoordinat är N 6974583, E 408810 i SWEREF 99 TM.</w:t>
+        <w:t>Figur 1. Fyndplatser för naturvårdsarter i och inom 25 meter från avverkningsanmälan (röd linje). Markörer utan svart kant är placerade på fyndplatsen. Markörer med svart kant är placerade vid sidan av fyndplatsen och har ett svart streck som visar fyndplatsens exakta position. Kartans mittpunktskoordinat är N 6974583, E 408810 i SWEREF 99 TM.</w:t>
       </w:r>
     </w:p>
     <w:p>
       <w:pPr>
-        <w:pStyle w:val="Heading1"/>
+        <w:pStyle w:val="Heading2"/>
       </w:pPr>
       <w:r>
         <w:t>Fridlysta arter</w:t>
@@ -282,6 +286,94 @@
       </w:r>
       <w:r>
         <w:t xml:space="preserve"> är rödlistad som nära hotad (NT) och fridlyst enligt 4§ artskyddsförordningen. Den har minskat med 17 (6–24) % under de senaste 10 åren och minskningstakten för den svenska populationen bedöms vara nära gränsvärdet för Sårbar (VU). (A2b). Arten häckar i högstammig skog, främst lövskog men även i granskog, i regel utan kraftigare undervegetation. Den förekommer i södra och mellersta Sverige samt i Norrlands kustland norrut till Norrbotten. Förekommer dessutom sällsynt i Norrlands inland (SLU Artdatabanken, 2024). Orsaken till grönsångarens nedgång och är oklar varvid det är viktigt att försiktighetsprincipen enligt 2 kap. 3 § miljöbalken tillämpas för att bevara artens livsmiljöer och vända den negativa trenden.</w:t>
+      </w:r>
+    </w:p>
+    <w:p>
+      <w:pPr>
+        <w:pStyle w:val="Heading2"/>
+      </w:pPr>
+      <w:r>
+        <w:t>Övriga naturvårdsarter</w:t>
+      </w:r>
+    </w:p>
+    <w:p>
+      <w:r>
+        <w:rPr>
+          <w:b/>
+        </w:rPr>
+        <w:t>Doftskinn (NT)</w:t>
+      </w:r>
+      <w:r>
+        <w:t xml:space="preserve">, rödlistad som nära hotad, är en mycket bra signalart för boreal granskog och indikerar ett gran-skogsekosystem med lång kontinuitet av grova lågor. Arten är placerad i toppen av Skogsstyrelsens värdepyramid för bedömning av skog med höga naturvärden och har klassats som en “urskogsindikator”, då den förekommer med ett tydligt optimum i helt eller nästan helt orörda skogar. Doftskinn är typisk art för </w:t>
+      </w:r>
+      <w:r>
+        <w:rPr>
+          <w:i/>
+        </w:rPr>
+        <w:t xml:space="preserve">9010 Taiga </w:t>
+      </w:r>
+      <w:r>
+        <w:t>(SLU Artdatabanken, 2025; Nitare &amp; Skogsstyrelsen, 2019).</w:t>
+      </w:r>
+    </w:p>
+    <w:p>
+      <w:r>
+        <w:rPr>
+          <w:b/>
+        </w:rPr>
+        <w:t>Garnlav (VU)</w:t>
+      </w:r>
+      <w:r>
+        <w:t xml:space="preserve"> är en utpräglad barrskogsart som ibland kan drapera träden i norrländska grannaturskogar med hög luftfuktighet. Den förekommer även i talldominerade bestånd där den, förutom i trädens grenverk, påträffas hängande över ojämnheter i tallbarken. Arten har minskat starkt i södra och mellersta Sverige och den minskar även i sitt nordliga utbredningsområde. Minskningstakten uppgår till 30 (20–50) % inom 50 år och överstiger gränsvärdet för Sårbar (VU). Orsaken till tillbakagången beror främst på slutavverkningar av naturskogsartade skogar. Bestånd med riklig förekomst bör regelmässigt sparas, vilket även gynnar flera andra sällsynta och rödlistade arter. Garnlav är värdväxt för den mycket sällsynta och akut hotade fjärilen barrskogslavfly (CR) som hör hemma i boreala barrskogar med riklig förekomst av värdväxten. Tidigare kunde arten konstateras årligen på flera platser vid Dala-Floda i Dalarna innan lokalerna kalavverkades. Senaste fyndet i landet av barrskogslavfly är från år 2000 då den påträffades vid Högberget i Sollefteå kommun. Garnlav är typisk art för </w:t>
+      </w:r>
+      <w:r>
+        <w:rPr>
+          <w:i/>
+        </w:rPr>
+        <w:t xml:space="preserve">9010 Taiga </w:t>
+      </w:r>
+      <w:r>
+        <w:t>och</w:t>
+      </w:r>
+      <w:r>
+        <w:rPr>
+          <w:i/>
+        </w:rPr>
+        <w:t xml:space="preserve"> 9070 Trädklädd betesmark</w:t>
+      </w:r>
+      <w:r>
+        <w:t xml:space="preserve"> (SLU Artdatabanken, 2026).</w:t>
+      </w:r>
+    </w:p>
+    <w:p>
+      <w:r>
+        <w:rPr>
+          <w:b/>
+        </w:rPr>
+        <w:t>Knottrig blåslav (NT)</w:t>
+      </w:r>
+      <w:r>
+        <w:t xml:space="preserve"> har sin huvudutbredning i gamla granskogar i det övre barrskogsbältet mot fjällen. Den signalerar alltid höga naturvärden och växer i skogar med lång kontinuitet, mest i opåverkade naturskogsbestånd. Arten överlever inte en slutavverkning (inklusive hänsyn) och den finns idag enbart i kontinuitetsskog. Lavens fortsatta förekomst bör säkerställas genom att lokaler med äldre barrskog skyddas. Knottrig blåslav är typisk art för </w:t>
+      </w:r>
+      <w:r>
+        <w:rPr>
+          <w:i/>
+        </w:rPr>
+        <w:t xml:space="preserve">9010 Taiga </w:t>
+      </w:r>
+      <w:r>
+        <w:t>och</w:t>
+      </w:r>
+      <w:r>
+        <w:rPr>
+          <w:i/>
+        </w:rPr>
+        <w:t xml:space="preserve"> 9040 Fjällbjörkskog</w:t>
+      </w:r>
+    </w:p>
+    <w:p>
+      <w:r>
+        <w:t>(SLU Artdatabanken, 2024; Nitare &amp; Skogsstyrelsen, 2019).</w:t>
       </w:r>
     </w:p>
     <w:p>
@@ -390,7 +482,7 @@
         <w:rPr>
           <w:i/>
         </w:rPr>
-        <w:t>I det avverkningsanmälda skogsområdet har 1 naturvårdsarter varav 1 rödlistade arter sina livsmiljöer och växtplatser.</w:t>
+        <w:t>I det avverkningsanmälda skogsområdet har 4 naturvårdsarter varav 4 rödlistade arter sina livsmiljöer och växtplatser.</w:t>
       </w:r>
     </w:p>
     <w:p>
@@ -595,7 +687,7 @@
 </file>
 
 <file path=word/endnotes.xml><?xml version="1.0" encoding="utf-8"?>
-<w:endnotes xmlns:wpc="http://schemas.microsoft.com/office/word/2010/wordprocessingCanvas" xmlns:cx="http://schemas.microsoft.com/office/drawing/2014/chartex" xmlns:cx1="http://schemas.microsoft.com/office/drawing/2015/9/8/chartex" xmlns:cx2="http://schemas.microsoft.com/office/drawing/2015/10/21/chartex" xmlns:cx3="http://schemas.microsoft.com/office/drawing/2016/5/9/chartex" xmlns:cx4="http://schemas.microsoft.com/office/drawing/2016/5/10/chartex" xmlns:cx5="http://schemas.microsoft.com/office/drawing/2016/5/11/chartex" xmlns:cx6="http://schemas.microsoft.com/office/drawing/2016/5/12/chartex" xmlns:cx7="http://schemas.microsoft.com/office/drawing/2016/5/13/chartex" xmlns:cx8="http://schemas.microsoft.com/office/drawing/2016/5/14/chartex" xmlns:mc="http://schemas.openxmlformats.org/markup-compatibility/2006" xmlns:aink="http://schemas.microsoft.com/office/drawing/2016/ink" xmlns:am3d="http://schemas.microsoft.com/office/drawing/2017/model3d" xmlns:o="urn:schemas-microsoft-com:office:office" xmlns:oel="http://schemas.microsoft.com/office/2019/extlst" xmlns:r="http://schemas.openxmlformats.org/officeDocument/2006/relationships" xmlns:m="http://schemas.openxmlformats.org/officeDocument/2006/math" xmlns:v="urn:schemas-microsoft-com:vml" xmlns:wp14="http://schemas.microsoft.com/office/word/2010/wordprocessingDrawing" xmlns:wp="http://schemas.openxmlformats.org/drawingml/2006/wordprocessingDrawing" xmlns:w10="urn:schemas-microsoft-com:office:word" xmlns:w="http://schemas.openxmlformats.org/wordprocessingml/2006/main" xmlns:w14="http://schemas.microsoft.com/office/word/2010/wordml" xmlns:w15="http://schemas.microsoft.com/office/word/2012/wordml" xmlns:w16cex="http://schemas.microsoft.com/office/word/2018/wordml/cex" xmlns:w16cid="http://schemas.microsoft.com/office/word/2016/wordml/cid" xmlns:w16="http://schemas.microsoft.com/office/word/2018/wordml" xmlns:w16sdtdh="http://schemas.microsoft.com/office/word/2020/wordml/sdtdatahash" xmlns:w16se="http://schemas.microsoft.com/office/word/2015/wordml/symex" xmlns:wpg="http://schemas.microsoft.com/office/word/2010/wordprocessingGroup" xmlns:wpi="http://schemas.microsoft.com/office/word/2010/wordprocessingInk" xmlns:wne="http://schemas.microsoft.com/office/word/2006/wordml" xmlns:wps="http://schemas.microsoft.com/office/word/2010/wordprocessingShape" mc:Ignorable="w14 w15 w16se w16cid w16 w16cex w16sdtdh wp14">
+<w:endnotes xmlns:wpc="http://schemas.microsoft.com/office/word/2010/wordprocessingCanvas" xmlns:cx="http://schemas.microsoft.com/office/drawing/2014/chartex" xmlns:cx1="http://schemas.microsoft.com/office/drawing/2015/9/8/chartex" xmlns:cx2="http://schemas.microsoft.com/office/drawing/2015/10/21/chartex" xmlns:cx3="http://schemas.microsoft.com/office/drawing/2016/5/9/chartex" xmlns:cx4="http://schemas.microsoft.com/office/drawing/2016/5/10/chartex" xmlns:cx5="http://schemas.microsoft.com/office/drawing/2016/5/11/chartex" xmlns:cx6="http://schemas.microsoft.com/office/drawing/2016/5/12/chartex" xmlns:cx7="http://schemas.microsoft.com/office/drawing/2016/5/13/chartex" xmlns:cx8="http://schemas.microsoft.com/office/drawing/2016/5/14/chartex" xmlns:mc="http://schemas.openxmlformats.org/markup-compatibility/2006" xmlns:aink="http://schemas.microsoft.com/office/drawing/2016/ink" xmlns:am3d="http://schemas.microsoft.com/office/drawing/2017/model3d" xmlns:o="urn:schemas-microsoft-com:office:office" xmlns:oel="http://schemas.microsoft.com/office/2019/extlst" xmlns:r="http://schemas.openxmlformats.org/officeDocument/2006/relationships" xmlns:m="http://schemas.openxmlformats.org/officeDocument/2006/math" xmlns:v="urn:schemas-microsoft-com:vml" xmlns:wp14="http://schemas.microsoft.com/office/word/2010/wordprocessingDrawing" xmlns:wp="http://schemas.openxmlformats.org/drawingml/2006/wordprocessingDrawing" xmlns:w10="urn:schemas-microsoft-com:office:word" xmlns:w="http://schemas.openxmlformats.org/wordprocessingml/2006/main" xmlns:w14="http://schemas.microsoft.com/office/word/2010/wordml" xmlns:w15="http://schemas.microsoft.com/office/word/2012/wordml" xmlns:w16cex="http://schemas.microsoft.com/office/word/2018/wordml/cex" xmlns:w16cid="http://schemas.microsoft.com/office/word/2016/wordml/cid" xmlns:w16="http://schemas.microsoft.com/office/word/2018/wordml" xmlns:w16du="http://schemas.microsoft.com/office/word/2023/wordml/word16du" xmlns:w16sdtdh="http://schemas.microsoft.com/office/word/2020/wordml/sdtdatahash" xmlns:w16sdtfl="http://schemas.microsoft.com/office/word/2024/wordml/sdtformatlock" xmlns:w16se="http://schemas.microsoft.com/office/word/2015/wordml/symex" xmlns:wpg="http://schemas.microsoft.com/office/word/2010/wordprocessingGroup" xmlns:wpi="http://schemas.microsoft.com/office/word/2010/wordprocessingInk" xmlns:wne="http://schemas.microsoft.com/office/word/2006/wordml" xmlns:wps="http://schemas.microsoft.com/office/word/2010/wordprocessingShape" mc:Ignorable="w14 w15 w16se w16cid w16 w16cex w16sdtdh w16sdtfl w16du wp14">
   <w:endnote w:type="separator" w:id="-1">
     <w:p>
       <w:pPr>
@@ -620,7 +712,7 @@
 </file>
 
 <file path=word/footer1.xml><?xml version="1.0" encoding="utf-8"?>
-<w:ftr xmlns:wpc="http://schemas.microsoft.com/office/word/2010/wordprocessingCanvas" xmlns:cx="http://schemas.microsoft.com/office/drawing/2014/chartex" xmlns:cx1="http://schemas.microsoft.com/office/drawing/2015/9/8/chartex" xmlns:cx2="http://schemas.microsoft.com/office/drawing/2015/10/21/chartex" xmlns:cx3="http://schemas.microsoft.com/office/drawing/2016/5/9/chartex" xmlns:cx4="http://schemas.microsoft.com/office/drawing/2016/5/10/chartex" xmlns:cx5="http://schemas.microsoft.com/office/drawing/2016/5/11/chartex" xmlns:cx6="http://schemas.microsoft.com/office/drawing/2016/5/12/chartex" xmlns:cx7="http://schemas.microsoft.com/office/drawing/2016/5/13/chartex" xmlns:cx8="http://schemas.microsoft.com/office/drawing/2016/5/14/chartex" xmlns:mc="http://schemas.openxmlformats.org/markup-compatibility/2006" xmlns:aink="http://schemas.microsoft.com/office/drawing/2016/ink" xmlns:am3d="http://schemas.microsoft.com/office/drawing/2017/model3d" xmlns:o="urn:schemas-microsoft-com:office:office" xmlns:oel="http://schemas.microsoft.com/office/2019/extlst" xmlns:r="http://schemas.openxmlformats.org/officeDocument/2006/relationships" xmlns:m="http://schemas.openxmlformats.org/officeDocument/2006/math" xmlns:v="urn:schemas-microsoft-com:vml" xmlns:wp14="http://schemas.microsoft.com/office/word/2010/wordprocessingDrawing" xmlns:wp="http://schemas.openxmlformats.org/drawingml/2006/wordprocessingDrawing" xmlns:w10="urn:schemas-microsoft-com:office:word" xmlns:w="http://schemas.openxmlformats.org/wordprocessingml/2006/main" xmlns:w14="http://schemas.microsoft.com/office/word/2010/wordml" xmlns:w15="http://schemas.microsoft.com/office/word/2012/wordml" xmlns:w16cex="http://schemas.microsoft.com/office/word/2018/wordml/cex" xmlns:w16cid="http://schemas.microsoft.com/office/word/2016/wordml/cid" xmlns:w16="http://schemas.microsoft.com/office/word/2018/wordml" xmlns:w16sdtdh="http://schemas.microsoft.com/office/word/2020/wordml/sdtdatahash" xmlns:w16se="http://schemas.microsoft.com/office/word/2015/wordml/symex" xmlns:wpg="http://schemas.microsoft.com/office/word/2010/wordprocessingGroup" xmlns:wpi="http://schemas.microsoft.com/office/word/2010/wordprocessingInk" xmlns:wne="http://schemas.microsoft.com/office/word/2006/wordml" xmlns:wps="http://schemas.microsoft.com/office/word/2010/wordprocessingShape" mc:Ignorable="w14 w15 w16se w16cid w16 w16cex w16sdtdh wp14">
+<w:ftr xmlns:wpc="http://schemas.microsoft.com/office/word/2010/wordprocessingCanvas" xmlns:cx="http://schemas.microsoft.com/office/drawing/2014/chartex" xmlns:cx1="http://schemas.microsoft.com/office/drawing/2015/9/8/chartex" xmlns:cx2="http://schemas.microsoft.com/office/drawing/2015/10/21/chartex" xmlns:cx3="http://schemas.microsoft.com/office/drawing/2016/5/9/chartex" xmlns:cx4="http://schemas.microsoft.com/office/drawing/2016/5/10/chartex" xmlns:cx5="http://schemas.microsoft.com/office/drawing/2016/5/11/chartex" xmlns:cx6="http://schemas.microsoft.com/office/drawing/2016/5/12/chartex" xmlns:cx7="http://schemas.microsoft.com/office/drawing/2016/5/13/chartex" xmlns:cx8="http://schemas.microsoft.com/office/drawing/2016/5/14/chartex" xmlns:mc="http://schemas.openxmlformats.org/markup-compatibility/2006" xmlns:aink="http://schemas.microsoft.com/office/drawing/2016/ink" xmlns:am3d="http://schemas.microsoft.com/office/drawing/2017/model3d" xmlns:o="urn:schemas-microsoft-com:office:office" xmlns:oel="http://schemas.microsoft.com/office/2019/extlst" xmlns:r="http://schemas.openxmlformats.org/officeDocument/2006/relationships" xmlns:m="http://schemas.openxmlformats.org/officeDocument/2006/math" xmlns:v="urn:schemas-microsoft-com:vml" xmlns:wp14="http://schemas.microsoft.com/office/word/2010/wordprocessingDrawing" xmlns:wp="http://schemas.openxmlformats.org/drawingml/2006/wordprocessingDrawing" xmlns:w10="urn:schemas-microsoft-com:office:word" xmlns:w="http://schemas.openxmlformats.org/wordprocessingml/2006/main" xmlns:w14="http://schemas.microsoft.com/office/word/2010/wordml" xmlns:w15="http://schemas.microsoft.com/office/word/2012/wordml" xmlns:w16cex="http://schemas.microsoft.com/office/word/2018/wordml/cex" xmlns:w16cid="http://schemas.microsoft.com/office/word/2016/wordml/cid" xmlns:w16="http://schemas.microsoft.com/office/word/2018/wordml" xmlns:w16du="http://schemas.microsoft.com/office/word/2023/wordml/word16du" xmlns:w16sdtdh="http://schemas.microsoft.com/office/word/2020/wordml/sdtdatahash" xmlns:w16sdtfl="http://schemas.microsoft.com/office/word/2024/wordml/sdtformatlock" xmlns:w16se="http://schemas.microsoft.com/office/word/2015/wordml/symex" xmlns:wpg="http://schemas.microsoft.com/office/word/2010/wordprocessingGroup" xmlns:wpi="http://schemas.microsoft.com/office/word/2010/wordprocessingInk" xmlns:wne="http://schemas.microsoft.com/office/word/2006/wordml" xmlns:wps="http://schemas.microsoft.com/office/word/2010/wordprocessingShape" mc:Ignorable="w14 w15 w16se w16cid w16 w16cex w16sdtdh w16sdtfl w16du wp14">
   <w:p>
     <w:pPr>
       <w:pStyle w:val="Footer"/>
@@ -630,7 +722,7 @@
 </file>
 
 <file path=word/footer2.xml><?xml version="1.0" encoding="utf-8"?>
-<w:ftr xmlns:wpc="http://schemas.microsoft.com/office/word/2010/wordprocessingCanvas" xmlns:cx="http://schemas.microsoft.com/office/drawing/2014/chartex" xmlns:cx1="http://schemas.microsoft.com/office/drawing/2015/9/8/chartex" xmlns:cx2="http://schemas.microsoft.com/office/drawing/2015/10/21/chartex" xmlns:cx3="http://schemas.microsoft.com/office/drawing/2016/5/9/chartex" xmlns:cx4="http://schemas.microsoft.com/office/drawing/2016/5/10/chartex" xmlns:cx5="http://schemas.microsoft.com/office/drawing/2016/5/11/chartex" xmlns:cx6="http://schemas.microsoft.com/office/drawing/2016/5/12/chartex" xmlns:cx7="http://schemas.microsoft.com/office/drawing/2016/5/13/chartex" xmlns:cx8="http://schemas.microsoft.com/office/drawing/2016/5/14/chartex" xmlns:mc="http://schemas.openxmlformats.org/markup-compatibility/2006" xmlns:aink="http://schemas.microsoft.com/office/drawing/2016/ink" xmlns:am3d="http://schemas.microsoft.com/office/drawing/2017/model3d" xmlns:o="urn:schemas-microsoft-com:office:office" xmlns:oel="http://schemas.microsoft.com/office/2019/extlst" xmlns:r="http://schemas.openxmlformats.org/officeDocument/2006/relationships" xmlns:m="http://schemas.openxmlformats.org/officeDocument/2006/math" xmlns:v="urn:schemas-microsoft-com:vml" xmlns:wp14="http://schemas.microsoft.com/office/word/2010/wordprocessingDrawing" xmlns:wp="http://schemas.openxmlformats.org/drawingml/2006/wordprocessingDrawing" xmlns:w10="urn:schemas-microsoft-com:office:word" xmlns:w="http://schemas.openxmlformats.org/wordprocessingml/2006/main" xmlns:w14="http://schemas.microsoft.com/office/word/2010/wordml" xmlns:w15="http://schemas.microsoft.com/office/word/2012/wordml" xmlns:w16cex="http://schemas.microsoft.com/office/word/2018/wordml/cex" xmlns:w16cid="http://schemas.microsoft.com/office/word/2016/wordml/cid" xmlns:w16="http://schemas.microsoft.com/office/word/2018/wordml" xmlns:w16sdtdh="http://schemas.microsoft.com/office/word/2020/wordml/sdtdatahash" xmlns:w16se="http://schemas.microsoft.com/office/word/2015/wordml/symex" xmlns:wpg="http://schemas.microsoft.com/office/word/2010/wordprocessingGroup" xmlns:wpi="http://schemas.microsoft.com/office/word/2010/wordprocessingInk" xmlns:wne="http://schemas.microsoft.com/office/word/2006/wordml" xmlns:wps="http://schemas.microsoft.com/office/word/2010/wordprocessingShape" mc:Ignorable="w14 w15 w16se w16cid w16 w16cex w16sdtdh wp14">
+<w:ftr xmlns:wpc="http://schemas.microsoft.com/office/word/2010/wordprocessingCanvas" xmlns:cx="http://schemas.microsoft.com/office/drawing/2014/chartex" xmlns:cx1="http://schemas.microsoft.com/office/drawing/2015/9/8/chartex" xmlns:cx2="http://schemas.microsoft.com/office/drawing/2015/10/21/chartex" xmlns:cx3="http://schemas.microsoft.com/office/drawing/2016/5/9/chartex" xmlns:cx4="http://schemas.microsoft.com/office/drawing/2016/5/10/chartex" xmlns:cx5="http://schemas.microsoft.com/office/drawing/2016/5/11/chartex" xmlns:cx6="http://schemas.microsoft.com/office/drawing/2016/5/12/chartex" xmlns:cx7="http://schemas.microsoft.com/office/drawing/2016/5/13/chartex" xmlns:cx8="http://schemas.microsoft.com/office/drawing/2016/5/14/chartex" xmlns:mc="http://schemas.openxmlformats.org/markup-compatibility/2006" xmlns:aink="http://schemas.microsoft.com/office/drawing/2016/ink" xmlns:am3d="http://schemas.microsoft.com/office/drawing/2017/model3d" xmlns:o="urn:schemas-microsoft-com:office:office" xmlns:oel="http://schemas.microsoft.com/office/2019/extlst" xmlns:r="http://schemas.openxmlformats.org/officeDocument/2006/relationships" xmlns:m="http://schemas.openxmlformats.org/officeDocument/2006/math" xmlns:v="urn:schemas-microsoft-com:vml" xmlns:wp14="http://schemas.microsoft.com/office/word/2010/wordprocessingDrawing" xmlns:wp="http://schemas.openxmlformats.org/drawingml/2006/wordprocessingDrawing" xmlns:w10="urn:schemas-microsoft-com:office:word" xmlns:w="http://schemas.openxmlformats.org/wordprocessingml/2006/main" xmlns:w14="http://schemas.microsoft.com/office/word/2010/wordml" xmlns:w15="http://schemas.microsoft.com/office/word/2012/wordml" xmlns:w16cex="http://schemas.microsoft.com/office/word/2018/wordml/cex" xmlns:w16cid="http://schemas.microsoft.com/office/word/2016/wordml/cid" xmlns:w16="http://schemas.microsoft.com/office/word/2018/wordml" xmlns:w16du="http://schemas.microsoft.com/office/word/2023/wordml/word16du" xmlns:w16sdtdh="http://schemas.microsoft.com/office/word/2020/wordml/sdtdatahash" xmlns:w16sdtfl="http://schemas.microsoft.com/office/word/2024/wordml/sdtformatlock" xmlns:w16se="http://schemas.microsoft.com/office/word/2015/wordml/symex" xmlns:wpg="http://schemas.microsoft.com/office/word/2010/wordprocessingGroup" xmlns:wpi="http://schemas.microsoft.com/office/word/2010/wordprocessingInk" xmlns:wne="http://schemas.microsoft.com/office/word/2006/wordml" xmlns:wps="http://schemas.microsoft.com/office/word/2010/wordprocessingShape" mc:Ignorable="w14 w15 w16se w16cid w16 w16cex w16sdtdh w16sdtfl w16du wp14">
   <w:p>
     <w:pPr>
       <w:pStyle w:val="Footer"/>
@@ -640,7 +732,7 @@
 </file>
 
 <file path=word/footer3.xml><?xml version="1.0" encoding="utf-8"?>
-<w:ftr xmlns:wpc="http://schemas.microsoft.com/office/word/2010/wordprocessingCanvas" xmlns:cx="http://schemas.microsoft.com/office/drawing/2014/chartex" xmlns:cx1="http://schemas.microsoft.com/office/drawing/2015/9/8/chartex" xmlns:cx2="http://schemas.microsoft.com/office/drawing/2015/10/21/chartex" xmlns:cx3="http://schemas.microsoft.com/office/drawing/2016/5/9/chartex" xmlns:cx4="http://schemas.microsoft.com/office/drawing/2016/5/10/chartex" xmlns:cx5="http://schemas.microsoft.com/office/drawing/2016/5/11/chartex" xmlns:cx6="http://schemas.microsoft.com/office/drawing/2016/5/12/chartex" xmlns:cx7="http://schemas.microsoft.com/office/drawing/2016/5/13/chartex" xmlns:cx8="http://schemas.microsoft.com/office/drawing/2016/5/14/chartex" xmlns:mc="http://schemas.openxmlformats.org/markup-compatibility/2006" xmlns:aink="http://schemas.microsoft.com/office/drawing/2016/ink" xmlns:am3d="http://schemas.microsoft.com/office/drawing/2017/model3d" xmlns:o="urn:schemas-microsoft-com:office:office" xmlns:oel="http://schemas.microsoft.com/office/2019/extlst" xmlns:r="http://schemas.openxmlformats.org/officeDocument/2006/relationships" xmlns:m="http://schemas.openxmlformats.org/officeDocument/2006/math" xmlns:v="urn:schemas-microsoft-com:vml" xmlns:wp14="http://schemas.microsoft.com/office/word/2010/wordprocessingDrawing" xmlns:wp="http://schemas.openxmlformats.org/drawingml/2006/wordprocessingDrawing" xmlns:w10="urn:schemas-microsoft-com:office:word" xmlns:w="http://schemas.openxmlformats.org/wordprocessingml/2006/main" xmlns:w14="http://schemas.microsoft.com/office/word/2010/wordml" xmlns:w15="http://schemas.microsoft.com/office/word/2012/wordml" xmlns:w16cex="http://schemas.microsoft.com/office/word/2018/wordml/cex" xmlns:w16cid="http://schemas.microsoft.com/office/word/2016/wordml/cid" xmlns:w16="http://schemas.microsoft.com/office/word/2018/wordml" xmlns:w16sdtdh="http://schemas.microsoft.com/office/word/2020/wordml/sdtdatahash" xmlns:w16se="http://schemas.microsoft.com/office/word/2015/wordml/symex" xmlns:wpg="http://schemas.microsoft.com/office/word/2010/wordprocessingGroup" xmlns:wpi="http://schemas.microsoft.com/office/word/2010/wordprocessingInk" xmlns:wne="http://schemas.microsoft.com/office/word/2006/wordml" xmlns:wps="http://schemas.microsoft.com/office/word/2010/wordprocessingShape" mc:Ignorable="w14 w15 w16se w16cid w16 w16cex w16sdtdh wp14">
+<w:ftr xmlns:wpc="http://schemas.microsoft.com/office/word/2010/wordprocessingCanvas" xmlns:cx="http://schemas.microsoft.com/office/drawing/2014/chartex" xmlns:cx1="http://schemas.microsoft.com/office/drawing/2015/9/8/chartex" xmlns:cx2="http://schemas.microsoft.com/office/drawing/2015/10/21/chartex" xmlns:cx3="http://schemas.microsoft.com/office/drawing/2016/5/9/chartex" xmlns:cx4="http://schemas.microsoft.com/office/drawing/2016/5/10/chartex" xmlns:cx5="http://schemas.microsoft.com/office/drawing/2016/5/11/chartex" xmlns:cx6="http://schemas.microsoft.com/office/drawing/2016/5/12/chartex" xmlns:cx7="http://schemas.microsoft.com/office/drawing/2016/5/13/chartex" xmlns:cx8="http://schemas.microsoft.com/office/drawing/2016/5/14/chartex" xmlns:mc="http://schemas.openxmlformats.org/markup-compatibility/2006" xmlns:aink="http://schemas.microsoft.com/office/drawing/2016/ink" xmlns:am3d="http://schemas.microsoft.com/office/drawing/2017/model3d" xmlns:o="urn:schemas-microsoft-com:office:office" xmlns:oel="http://schemas.microsoft.com/office/2019/extlst" xmlns:r="http://schemas.openxmlformats.org/officeDocument/2006/relationships" xmlns:m="http://schemas.openxmlformats.org/officeDocument/2006/math" xmlns:v="urn:schemas-microsoft-com:vml" xmlns:wp14="http://schemas.microsoft.com/office/word/2010/wordprocessingDrawing" xmlns:wp="http://schemas.openxmlformats.org/drawingml/2006/wordprocessingDrawing" xmlns:w10="urn:schemas-microsoft-com:office:word" xmlns:w="http://schemas.openxmlformats.org/wordprocessingml/2006/main" xmlns:w14="http://schemas.microsoft.com/office/word/2010/wordml" xmlns:w15="http://schemas.microsoft.com/office/word/2012/wordml" xmlns:w16cex="http://schemas.microsoft.com/office/word/2018/wordml/cex" xmlns:w16cid="http://schemas.microsoft.com/office/word/2016/wordml/cid" xmlns:w16="http://schemas.microsoft.com/office/word/2018/wordml" xmlns:w16du="http://schemas.microsoft.com/office/word/2023/wordml/word16du" xmlns:w16sdtdh="http://schemas.microsoft.com/office/word/2020/wordml/sdtdatahash" xmlns:w16sdtfl="http://schemas.microsoft.com/office/word/2024/wordml/sdtformatlock" xmlns:w16se="http://schemas.microsoft.com/office/word/2015/wordml/symex" xmlns:wpg="http://schemas.microsoft.com/office/word/2010/wordprocessingGroup" xmlns:wpi="http://schemas.microsoft.com/office/word/2010/wordprocessingInk" xmlns:wne="http://schemas.microsoft.com/office/word/2006/wordml" xmlns:wps="http://schemas.microsoft.com/office/word/2010/wordprocessingShape" mc:Ignorable="w14 w15 w16se w16cid w16 w16cex w16sdtdh w16sdtfl w16du wp14">
   <w:p>
     <w:pPr>
       <w:pStyle w:val="Footer"/>
@@ -650,7 +742,7 @@
 </file>
 
 <file path=word/footnotes.xml><?xml version="1.0" encoding="utf-8"?>
-<w:footnotes xmlns:wpc="http://schemas.microsoft.com/office/word/2010/wordprocessingCanvas" xmlns:cx="http://schemas.microsoft.com/office/drawing/2014/chartex" xmlns:cx1="http://schemas.microsoft.com/office/drawing/2015/9/8/chartex" xmlns:cx2="http://schemas.microsoft.com/office/drawing/2015/10/21/chartex" xmlns:cx3="http://schemas.microsoft.com/office/drawing/2016/5/9/chartex" xmlns:cx4="http://schemas.microsoft.com/office/drawing/2016/5/10/chartex" xmlns:cx5="http://schemas.microsoft.com/office/drawing/2016/5/11/chartex" xmlns:cx6="http://schemas.microsoft.com/office/drawing/2016/5/12/chartex" xmlns:cx7="http://schemas.microsoft.com/office/drawing/2016/5/13/chartex" xmlns:cx8="http://schemas.microsoft.com/office/drawing/2016/5/14/chartex" xmlns:mc="http://schemas.openxmlformats.org/markup-compatibility/2006" xmlns:aink="http://schemas.microsoft.com/office/drawing/2016/ink" xmlns:am3d="http://schemas.microsoft.com/office/drawing/2017/model3d" xmlns:o="urn:schemas-microsoft-com:office:office" xmlns:oel="http://schemas.microsoft.com/office/2019/extlst" xmlns:r="http://schemas.openxmlformats.org/officeDocument/2006/relationships" xmlns:m="http://schemas.openxmlformats.org/officeDocument/2006/math" xmlns:v="urn:schemas-microsoft-com:vml" xmlns:wp14="http://schemas.microsoft.com/office/word/2010/wordprocessingDrawing" xmlns:wp="http://schemas.openxmlformats.org/drawingml/2006/wordprocessingDrawing" xmlns:w10="urn:schemas-microsoft-com:office:word" xmlns:w="http://schemas.openxmlformats.org/wordprocessingml/2006/main" xmlns:w14="http://schemas.microsoft.com/office/word/2010/wordml" xmlns:w15="http://schemas.microsoft.com/office/word/2012/wordml" xmlns:w16cex="http://schemas.microsoft.com/office/word/2018/wordml/cex" xmlns:w16cid="http://schemas.microsoft.com/office/word/2016/wordml/cid" xmlns:w16="http://schemas.microsoft.com/office/word/2018/wordml" xmlns:w16sdtdh="http://schemas.microsoft.com/office/word/2020/wordml/sdtdatahash" xmlns:w16se="http://schemas.microsoft.com/office/word/2015/wordml/symex" xmlns:wpg="http://schemas.microsoft.com/office/word/2010/wordprocessingGroup" xmlns:wpi="http://schemas.microsoft.com/office/word/2010/wordprocessingInk" xmlns:wne="http://schemas.microsoft.com/office/word/2006/wordml" xmlns:wps="http://schemas.microsoft.com/office/word/2010/wordprocessingShape" mc:Ignorable="w14 w15 w16se w16cid w16 w16cex w16sdtdh wp14">
+<w:footnotes xmlns:wpc="http://schemas.microsoft.com/office/word/2010/wordprocessingCanvas" xmlns:cx="http://schemas.microsoft.com/office/drawing/2014/chartex" xmlns:cx1="http://schemas.microsoft.com/office/drawing/2015/9/8/chartex" xmlns:cx2="http://schemas.microsoft.com/office/drawing/2015/10/21/chartex" xmlns:cx3="http://schemas.microsoft.com/office/drawing/2016/5/9/chartex" xmlns:cx4="http://schemas.microsoft.com/office/drawing/2016/5/10/chartex" xmlns:cx5="http://schemas.microsoft.com/office/drawing/2016/5/11/chartex" xmlns:cx6="http://schemas.microsoft.com/office/drawing/2016/5/12/chartex" xmlns:cx7="http://schemas.microsoft.com/office/drawing/2016/5/13/chartex" xmlns:cx8="http://schemas.microsoft.com/office/drawing/2016/5/14/chartex" xmlns:mc="http://schemas.openxmlformats.org/markup-compatibility/2006" xmlns:aink="http://schemas.microsoft.com/office/drawing/2016/ink" xmlns:am3d="http://schemas.microsoft.com/office/drawing/2017/model3d" xmlns:o="urn:schemas-microsoft-com:office:office" xmlns:oel="http://schemas.microsoft.com/office/2019/extlst" xmlns:r="http://schemas.openxmlformats.org/officeDocument/2006/relationships" xmlns:m="http://schemas.openxmlformats.org/officeDocument/2006/math" xmlns:v="urn:schemas-microsoft-com:vml" xmlns:wp14="http://schemas.microsoft.com/office/word/2010/wordprocessingDrawing" xmlns:wp="http://schemas.openxmlformats.org/drawingml/2006/wordprocessingDrawing" xmlns:w10="urn:schemas-microsoft-com:office:word" xmlns:w="http://schemas.openxmlformats.org/wordprocessingml/2006/main" xmlns:w14="http://schemas.microsoft.com/office/word/2010/wordml" xmlns:w15="http://schemas.microsoft.com/office/word/2012/wordml" xmlns:w16cex="http://schemas.microsoft.com/office/word/2018/wordml/cex" xmlns:w16cid="http://schemas.microsoft.com/office/word/2016/wordml/cid" xmlns:w16="http://schemas.microsoft.com/office/word/2018/wordml" xmlns:w16du="http://schemas.microsoft.com/office/word/2023/wordml/word16du" xmlns:w16sdtdh="http://schemas.microsoft.com/office/word/2020/wordml/sdtdatahash" xmlns:w16sdtfl="http://schemas.microsoft.com/office/word/2024/wordml/sdtformatlock" xmlns:w16se="http://schemas.microsoft.com/office/word/2015/wordml/symex" xmlns:wpg="http://schemas.microsoft.com/office/word/2010/wordprocessingGroup" xmlns:wpi="http://schemas.microsoft.com/office/word/2010/wordprocessingInk" xmlns:wne="http://schemas.microsoft.com/office/word/2006/wordml" xmlns:wps="http://schemas.microsoft.com/office/word/2010/wordprocessingShape" mc:Ignorable="w14 w15 w16se w16cid w16 w16cex w16sdtdh w16sdtfl w16du wp14">
   <w:footnote w:type="separator" w:id="-1">
     <w:p>
       <w:pPr>
@@ -675,7 +767,7 @@
 </file>
 
 <file path=word/header1.xml><?xml version="1.0" encoding="utf-8"?>
-<w:hdr xmlns:wpc="http://schemas.microsoft.com/office/word/2010/wordprocessingCanvas" xmlns:cx="http://schemas.microsoft.com/office/drawing/2014/chartex" xmlns:cx1="http://schemas.microsoft.com/office/drawing/2015/9/8/chartex" xmlns:cx2="http://schemas.microsoft.com/office/drawing/2015/10/21/chartex" xmlns:cx3="http://schemas.microsoft.com/office/drawing/2016/5/9/chartex" xmlns:cx4="http://schemas.microsoft.com/office/drawing/2016/5/10/chartex" xmlns:cx5="http://schemas.microsoft.com/office/drawing/2016/5/11/chartex" xmlns:cx6="http://schemas.microsoft.com/office/drawing/2016/5/12/chartex" xmlns:cx7="http://schemas.microsoft.com/office/drawing/2016/5/13/chartex" xmlns:cx8="http://schemas.microsoft.com/office/drawing/2016/5/14/chartex" xmlns:mc="http://schemas.openxmlformats.org/markup-compatibility/2006" xmlns:aink="http://schemas.microsoft.com/office/drawing/2016/ink" xmlns:am3d="http://schemas.microsoft.com/office/drawing/2017/model3d" xmlns:o="urn:schemas-microsoft-com:office:office" xmlns:oel="http://schemas.microsoft.com/office/2019/extlst" xmlns:r="http://schemas.openxmlformats.org/officeDocument/2006/relationships" xmlns:m="http://schemas.openxmlformats.org/officeDocument/2006/math" xmlns:v="urn:schemas-microsoft-com:vml" xmlns:wp14="http://schemas.microsoft.com/office/word/2010/wordprocessingDrawing" xmlns:wp="http://schemas.openxmlformats.org/drawingml/2006/wordprocessingDrawing" xmlns:w10="urn:schemas-microsoft-com:office:word" xmlns:w="http://schemas.openxmlformats.org/wordprocessingml/2006/main" xmlns:w14="http://schemas.microsoft.com/office/word/2010/wordml" xmlns:w15="http://schemas.microsoft.com/office/word/2012/wordml" xmlns:w16cex="http://schemas.microsoft.com/office/word/2018/wordml/cex" xmlns:w16cid="http://schemas.microsoft.com/office/word/2016/wordml/cid" xmlns:w16="http://schemas.microsoft.com/office/word/2018/wordml" xmlns:w16sdtdh="http://schemas.microsoft.com/office/word/2020/wordml/sdtdatahash" xmlns:w16se="http://schemas.microsoft.com/office/word/2015/wordml/symex" xmlns:wpg="http://schemas.microsoft.com/office/word/2010/wordprocessingGroup" xmlns:wpi="http://schemas.microsoft.com/office/word/2010/wordprocessingInk" xmlns:wne="http://schemas.microsoft.com/office/word/2006/wordml" xmlns:wps="http://schemas.microsoft.com/office/word/2010/wordprocessingShape" mc:Ignorable="w14 w15 w16se w16cid w16 w16cex w16sdtdh wp14">
+<w:hdr xmlns:wpc="http://schemas.microsoft.com/office/word/2010/wordprocessingCanvas" xmlns:cx="http://schemas.microsoft.com/office/drawing/2014/chartex" xmlns:cx1="http://schemas.microsoft.com/office/drawing/2015/9/8/chartex" xmlns:cx2="http://schemas.microsoft.com/office/drawing/2015/10/21/chartex" xmlns:cx3="http://schemas.microsoft.com/office/drawing/2016/5/9/chartex" xmlns:cx4="http://schemas.microsoft.com/office/drawing/2016/5/10/chartex" xmlns:cx5="http://schemas.microsoft.com/office/drawing/2016/5/11/chartex" xmlns:cx6="http://schemas.microsoft.com/office/drawing/2016/5/12/chartex" xmlns:cx7="http://schemas.microsoft.com/office/drawing/2016/5/13/chartex" xmlns:cx8="http://schemas.microsoft.com/office/drawing/2016/5/14/chartex" xmlns:mc="http://schemas.openxmlformats.org/markup-compatibility/2006" xmlns:aink="http://schemas.microsoft.com/office/drawing/2016/ink" xmlns:am3d="http://schemas.microsoft.com/office/drawing/2017/model3d" xmlns:o="urn:schemas-microsoft-com:office:office" xmlns:oel="http://schemas.microsoft.com/office/2019/extlst" xmlns:r="http://schemas.openxmlformats.org/officeDocument/2006/relationships" xmlns:m="http://schemas.openxmlformats.org/officeDocument/2006/math" xmlns:v="urn:schemas-microsoft-com:vml" xmlns:wp14="http://schemas.microsoft.com/office/word/2010/wordprocessingDrawing" xmlns:wp="http://schemas.openxmlformats.org/drawingml/2006/wordprocessingDrawing" xmlns:w10="urn:schemas-microsoft-com:office:word" xmlns:w="http://schemas.openxmlformats.org/wordprocessingml/2006/main" xmlns:w14="http://schemas.microsoft.com/office/word/2010/wordml" xmlns:w15="http://schemas.microsoft.com/office/word/2012/wordml" xmlns:w16cex="http://schemas.microsoft.com/office/word/2018/wordml/cex" xmlns:w16cid="http://schemas.microsoft.com/office/word/2016/wordml/cid" xmlns:w16="http://schemas.microsoft.com/office/word/2018/wordml" xmlns:w16du="http://schemas.microsoft.com/office/word/2023/wordml/word16du" xmlns:w16sdtdh="http://schemas.microsoft.com/office/word/2020/wordml/sdtdatahash" xmlns:w16sdtfl="http://schemas.microsoft.com/office/word/2024/wordml/sdtformatlock" xmlns:w16se="http://schemas.microsoft.com/office/word/2015/wordml/symex" xmlns:wpg="http://schemas.microsoft.com/office/word/2010/wordprocessingGroup" xmlns:wpi="http://schemas.microsoft.com/office/word/2010/wordprocessingInk" xmlns:wne="http://schemas.microsoft.com/office/word/2006/wordml" xmlns:wps="http://schemas.microsoft.com/office/word/2010/wordprocessingShape" mc:Ignorable="w14 w15 w16se w16cid w16 w16cex w16sdtdh w16sdtfl w16du wp14">
   <w:p>
     <w:pPr>
       <w:pStyle w:val="Header"/>
@@ -685,7 +777,7 @@
 </file>
 
 <file path=word/header2.xml><?xml version="1.0" encoding="utf-8"?>
-<w:hdr xmlns:wpc="http://schemas.microsoft.com/office/word/2010/wordprocessingCanvas" xmlns:cx="http://schemas.microsoft.com/office/drawing/2014/chartex" xmlns:cx1="http://schemas.microsoft.com/office/drawing/2015/9/8/chartex" xmlns:cx2="http://schemas.microsoft.com/office/drawing/2015/10/21/chartex" xmlns:cx3="http://schemas.microsoft.com/office/drawing/2016/5/9/chartex" xmlns:cx4="http://schemas.microsoft.com/office/drawing/2016/5/10/chartex" xmlns:cx5="http://schemas.microsoft.com/office/drawing/2016/5/11/chartex" xmlns:cx6="http://schemas.microsoft.com/office/drawing/2016/5/12/chartex" xmlns:cx7="http://schemas.microsoft.com/office/drawing/2016/5/13/chartex" xmlns:cx8="http://schemas.microsoft.com/office/drawing/2016/5/14/chartex" xmlns:mc="http://schemas.openxmlformats.org/markup-compatibility/2006" xmlns:aink="http://schemas.microsoft.com/office/drawing/2016/ink" xmlns:am3d="http://schemas.microsoft.com/office/drawing/2017/model3d" xmlns:o="urn:schemas-microsoft-com:office:office" xmlns:oel="http://schemas.microsoft.com/office/2019/extlst" xmlns:r="http://schemas.openxmlformats.org/officeDocument/2006/relationships" xmlns:m="http://schemas.openxmlformats.org/officeDocument/2006/math" xmlns:v="urn:schemas-microsoft-com:vml" xmlns:wp14="http://schemas.microsoft.com/office/word/2010/wordprocessingDrawing" xmlns:wp="http://schemas.openxmlformats.org/drawingml/2006/wordprocessingDrawing" xmlns:w10="urn:schemas-microsoft-com:office:word" xmlns:w="http://schemas.openxmlformats.org/wordprocessingml/2006/main" xmlns:w14="http://schemas.microsoft.com/office/word/2010/wordml" xmlns:w15="http://schemas.microsoft.com/office/word/2012/wordml" xmlns:w16cex="http://schemas.microsoft.com/office/word/2018/wordml/cex" xmlns:w16cid="http://schemas.microsoft.com/office/word/2016/wordml/cid" xmlns:w16="http://schemas.microsoft.com/office/word/2018/wordml" xmlns:w16sdtdh="http://schemas.microsoft.com/office/word/2020/wordml/sdtdatahash" xmlns:w16se="http://schemas.microsoft.com/office/word/2015/wordml/symex" xmlns:wpg="http://schemas.microsoft.com/office/word/2010/wordprocessingGroup" xmlns:wpi="http://schemas.microsoft.com/office/word/2010/wordprocessingInk" xmlns:wne="http://schemas.microsoft.com/office/word/2006/wordml" xmlns:wps="http://schemas.microsoft.com/office/word/2010/wordprocessingShape" mc:Ignorable="w14 w15 w16se w16cid w16 w16cex w16sdtdh wp14">
+<w:hdr xmlns:wpc="http://schemas.microsoft.com/office/word/2010/wordprocessingCanvas" xmlns:cx="http://schemas.microsoft.com/office/drawing/2014/chartex" xmlns:cx1="http://schemas.microsoft.com/office/drawing/2015/9/8/chartex" xmlns:cx2="http://schemas.microsoft.com/office/drawing/2015/10/21/chartex" xmlns:cx3="http://schemas.microsoft.com/office/drawing/2016/5/9/chartex" xmlns:cx4="http://schemas.microsoft.com/office/drawing/2016/5/10/chartex" xmlns:cx5="http://schemas.microsoft.com/office/drawing/2016/5/11/chartex" xmlns:cx6="http://schemas.microsoft.com/office/drawing/2016/5/12/chartex" xmlns:cx7="http://schemas.microsoft.com/office/drawing/2016/5/13/chartex" xmlns:cx8="http://schemas.microsoft.com/office/drawing/2016/5/14/chartex" xmlns:mc="http://schemas.openxmlformats.org/markup-compatibility/2006" xmlns:aink="http://schemas.microsoft.com/office/drawing/2016/ink" xmlns:am3d="http://schemas.microsoft.com/office/drawing/2017/model3d" xmlns:o="urn:schemas-microsoft-com:office:office" xmlns:oel="http://schemas.microsoft.com/office/2019/extlst" xmlns:r="http://schemas.openxmlformats.org/officeDocument/2006/relationships" xmlns:m="http://schemas.openxmlformats.org/officeDocument/2006/math" xmlns:v="urn:schemas-microsoft-com:vml" xmlns:wp14="http://schemas.microsoft.com/office/word/2010/wordprocessingDrawing" xmlns:wp="http://schemas.openxmlformats.org/drawingml/2006/wordprocessingDrawing" xmlns:w10="urn:schemas-microsoft-com:office:word" xmlns:w="http://schemas.openxmlformats.org/wordprocessingml/2006/main" xmlns:w14="http://schemas.microsoft.com/office/word/2010/wordml" xmlns:w15="http://schemas.microsoft.com/office/word/2012/wordml" xmlns:w16cex="http://schemas.microsoft.com/office/word/2018/wordml/cex" xmlns:w16cid="http://schemas.microsoft.com/office/word/2016/wordml/cid" xmlns:w16="http://schemas.microsoft.com/office/word/2018/wordml" xmlns:w16du="http://schemas.microsoft.com/office/word/2023/wordml/word16du" xmlns:w16sdtdh="http://schemas.microsoft.com/office/word/2020/wordml/sdtdatahash" xmlns:w16sdtfl="http://schemas.microsoft.com/office/word/2024/wordml/sdtformatlock" xmlns:w16se="http://schemas.microsoft.com/office/word/2015/wordml/symex" xmlns:wpg="http://schemas.microsoft.com/office/word/2010/wordprocessingGroup" xmlns:wpi="http://schemas.microsoft.com/office/word/2010/wordprocessingInk" xmlns:wne="http://schemas.microsoft.com/office/word/2006/wordml" xmlns:wps="http://schemas.microsoft.com/office/word/2010/wordprocessingShape" mc:Ignorable="w14 w15 w16se w16cid w16 w16cex w16sdtdh w16sdtfl w16du wp14">
   <w:p>
     <w:pPr>
       <w:pStyle w:val="Header"/>
@@ -696,7 +788,7 @@
 </file>
 
 <file path=word/header3.xml><?xml version="1.0" encoding="utf-8"?>
-<w:hdr xmlns:wpc="http://schemas.microsoft.com/office/word/2010/wordprocessingCanvas" xmlns:cx="http://schemas.microsoft.com/office/drawing/2014/chartex" xmlns:cx1="http://schemas.microsoft.com/office/drawing/2015/9/8/chartex" xmlns:cx2="http://schemas.microsoft.com/office/drawing/2015/10/21/chartex" xmlns:cx3="http://schemas.microsoft.com/office/drawing/2016/5/9/chartex" xmlns:cx4="http://schemas.microsoft.com/office/drawing/2016/5/10/chartex" xmlns:cx5="http://schemas.microsoft.com/office/drawing/2016/5/11/chartex" xmlns:cx6="http://schemas.microsoft.com/office/drawing/2016/5/12/chartex" xmlns:cx7="http://schemas.microsoft.com/office/drawing/2016/5/13/chartex" xmlns:cx8="http://schemas.microsoft.com/office/drawing/2016/5/14/chartex" xmlns:mc="http://schemas.openxmlformats.org/markup-compatibility/2006" xmlns:aink="http://schemas.microsoft.com/office/drawing/2016/ink" xmlns:am3d="http://schemas.microsoft.com/office/drawing/2017/model3d" xmlns:o="urn:schemas-microsoft-com:office:office" xmlns:oel="http://schemas.microsoft.com/office/2019/extlst" xmlns:r="http://schemas.openxmlformats.org/officeDocument/2006/relationships" xmlns:m="http://schemas.openxmlformats.org/officeDocument/2006/math" xmlns:v="urn:schemas-microsoft-com:vml" xmlns:wp14="http://schemas.microsoft.com/office/word/2010/wordprocessingDrawing" xmlns:wp="http://schemas.openxmlformats.org/drawingml/2006/wordprocessingDrawing" xmlns:w10="urn:schemas-microsoft-com:office:word" xmlns:w="http://schemas.openxmlformats.org/wordprocessingml/2006/main" xmlns:w14="http://schemas.microsoft.com/office/word/2010/wordml" xmlns:w15="http://schemas.microsoft.com/office/word/2012/wordml" xmlns:w16cex="http://schemas.microsoft.com/office/word/2018/wordml/cex" xmlns:w16cid="http://schemas.microsoft.com/office/word/2016/wordml/cid" xmlns:w16="http://schemas.microsoft.com/office/word/2018/wordml" xmlns:w16sdtdh="http://schemas.microsoft.com/office/word/2020/wordml/sdtdatahash" xmlns:w16se="http://schemas.microsoft.com/office/word/2015/wordml/symex" xmlns:wpg="http://schemas.microsoft.com/office/word/2010/wordprocessingGroup" xmlns:wpi="http://schemas.microsoft.com/office/word/2010/wordprocessingInk" xmlns:wne="http://schemas.microsoft.com/office/word/2006/wordml" xmlns:wps="http://schemas.microsoft.com/office/word/2010/wordprocessingShape" mc:Ignorable="w14 w15 w16se w16cid w16 w16cex w16sdtdh wp14">
+<w:hdr xmlns:wpc="http://schemas.microsoft.com/office/word/2010/wordprocessingCanvas" xmlns:cx="http://schemas.microsoft.com/office/drawing/2014/chartex" xmlns:cx1="http://schemas.microsoft.com/office/drawing/2015/9/8/chartex" xmlns:cx2="http://schemas.microsoft.com/office/drawing/2015/10/21/chartex" xmlns:cx3="http://schemas.microsoft.com/office/drawing/2016/5/9/chartex" xmlns:cx4="http://schemas.microsoft.com/office/drawing/2016/5/10/chartex" xmlns:cx5="http://schemas.microsoft.com/office/drawing/2016/5/11/chartex" xmlns:cx6="http://schemas.microsoft.com/office/drawing/2016/5/12/chartex" xmlns:cx7="http://schemas.microsoft.com/office/drawing/2016/5/13/chartex" xmlns:cx8="http://schemas.microsoft.com/office/drawing/2016/5/14/chartex" xmlns:mc="http://schemas.openxmlformats.org/markup-compatibility/2006" xmlns:aink="http://schemas.microsoft.com/office/drawing/2016/ink" xmlns:am3d="http://schemas.microsoft.com/office/drawing/2017/model3d" xmlns:o="urn:schemas-microsoft-com:office:office" xmlns:oel="http://schemas.microsoft.com/office/2019/extlst" xmlns:r="http://schemas.openxmlformats.org/officeDocument/2006/relationships" xmlns:m="http://schemas.openxmlformats.org/officeDocument/2006/math" xmlns:v="urn:schemas-microsoft-com:vml" xmlns:wp14="http://schemas.microsoft.com/office/word/2010/wordprocessingDrawing" xmlns:wp="http://schemas.openxmlformats.org/drawingml/2006/wordprocessingDrawing" xmlns:w10="urn:schemas-microsoft-com:office:word" xmlns:w="http://schemas.openxmlformats.org/wordprocessingml/2006/main" xmlns:w14="http://schemas.microsoft.com/office/word/2010/wordml" xmlns:w15="http://schemas.microsoft.com/office/word/2012/wordml" xmlns:w16cex="http://schemas.microsoft.com/office/word/2018/wordml/cex" xmlns:w16cid="http://schemas.microsoft.com/office/word/2016/wordml/cid" xmlns:w16="http://schemas.microsoft.com/office/word/2018/wordml" xmlns:w16du="http://schemas.microsoft.com/office/word/2023/wordml/word16du" xmlns:w16sdtdh="http://schemas.microsoft.com/office/word/2020/wordml/sdtdatahash" xmlns:w16sdtfl="http://schemas.microsoft.com/office/word/2024/wordml/sdtformatlock" xmlns:w16se="http://schemas.microsoft.com/office/word/2015/wordml/symex" xmlns:wpg="http://schemas.microsoft.com/office/word/2010/wordprocessingGroup" xmlns:wpi="http://schemas.microsoft.com/office/word/2010/wordprocessingInk" xmlns:wne="http://schemas.microsoft.com/office/word/2006/wordml" xmlns:wps="http://schemas.microsoft.com/office/word/2010/wordprocessingShape" mc:Ignorable="w14 w15 w16se w16cid w16 w16cex w16sdtdh w16sdtfl w16du wp14">
   <w:p>
     <w:pPr>
       <w:pStyle w:val="Header"/>
@@ -705,7 +797,7 @@
     <w:r>
       <w:tab/>
       <w:tab/>
-      <w:t>2026-06-17</w:t>
+      <w:t>2026-06-18</w:t>
       <w:br/>
       <w:br/>
     </w:r>
@@ -722,7 +814,7 @@
 </file>
 
 <file path=word/numbering.xml><?xml version="1.0" encoding="utf-8"?>
-<w:numbering xmlns:wpc="http://schemas.microsoft.com/office/word/2010/wordprocessingCanvas" xmlns:cx="http://schemas.microsoft.com/office/drawing/2014/chartex" xmlns:cx1="http://schemas.microsoft.com/office/drawing/2015/9/8/chartex" xmlns:cx2="http://schemas.microsoft.com/office/drawing/2015/10/21/chartex" xmlns:cx3="http://schemas.microsoft.com/office/drawing/2016/5/9/chartex" xmlns:cx4="http://schemas.microsoft.com/office/drawing/2016/5/10/chartex" xmlns:cx5="http://schemas.microsoft.com/office/drawing/2016/5/11/chartex" xmlns:cx6="http://schemas.microsoft.com/office/drawing/2016/5/12/chartex" xmlns:cx7="http://schemas.microsoft.com/office/drawing/2016/5/13/chartex" xmlns:cx8="http://schemas.microsoft.com/office/drawing/2016/5/14/chartex" xmlns:mc="http://schemas.openxmlformats.org/markup-compatibility/2006" xmlns:aink="http://schemas.microsoft.com/office/drawing/2016/ink" xmlns:am3d="http://schemas.microsoft.com/office/drawing/2017/model3d" xmlns:o="urn:schemas-microsoft-com:office:office" xmlns:oel="http://schemas.microsoft.com/office/2019/extlst" xmlns:r="http://schemas.openxmlformats.org/officeDocument/2006/relationships" xmlns:m="http://schemas.openxmlformats.org/officeDocument/2006/math" xmlns:v="urn:schemas-microsoft-com:vml" xmlns:wp14="http://schemas.microsoft.com/office/word/2010/wordprocessingDrawing" xmlns:wp="http://schemas.openxmlformats.org/drawingml/2006/wordprocessingDrawing" xmlns:w10="urn:schemas-microsoft-com:office:word" xmlns:w="http://schemas.openxmlformats.org/wordprocessingml/2006/main" xmlns:w14="http://schemas.microsoft.com/office/word/2010/wordml" xmlns:w15="http://schemas.microsoft.com/office/word/2012/wordml" xmlns:w16cex="http://schemas.microsoft.com/office/word/2018/wordml/cex" xmlns:w16cid="http://schemas.microsoft.com/office/word/2016/wordml/cid" xmlns:w16="http://schemas.microsoft.com/office/word/2018/wordml" xmlns:w16sdtdh="http://schemas.microsoft.com/office/word/2020/wordml/sdtdatahash" xmlns:w16se="http://schemas.microsoft.com/office/word/2015/wordml/symex" xmlns:wpg="http://schemas.microsoft.com/office/word/2010/wordprocessingGroup" xmlns:wpi="http://schemas.microsoft.com/office/word/2010/wordprocessingInk" xmlns:wne="http://schemas.microsoft.com/office/word/2006/wordml" xmlns:wps="http://schemas.microsoft.com/office/word/2010/wordprocessingShape" mc:Ignorable="w14 w15 w16se w16cid w16 w16cex w16sdtdh wp14">
+<w:numbering xmlns:wpc="http://schemas.microsoft.com/office/word/2010/wordprocessingCanvas" xmlns:cx="http://schemas.microsoft.com/office/drawing/2014/chartex" xmlns:cx1="http://schemas.microsoft.com/office/drawing/2015/9/8/chartex" xmlns:cx2="http://schemas.microsoft.com/office/drawing/2015/10/21/chartex" xmlns:cx3="http://schemas.microsoft.com/office/drawing/2016/5/9/chartex" xmlns:cx4="http://schemas.microsoft.com/office/drawing/2016/5/10/chartex" xmlns:cx5="http://schemas.microsoft.com/office/drawing/2016/5/11/chartex" xmlns:cx6="http://schemas.microsoft.com/office/drawing/2016/5/12/chartex" xmlns:cx7="http://schemas.microsoft.com/office/drawing/2016/5/13/chartex" xmlns:cx8="http://schemas.microsoft.com/office/drawing/2016/5/14/chartex" xmlns:mc="http://schemas.openxmlformats.org/markup-compatibility/2006" xmlns:aink="http://schemas.microsoft.com/office/drawing/2016/ink" xmlns:am3d="http://schemas.microsoft.com/office/drawing/2017/model3d" xmlns:o="urn:schemas-microsoft-com:office:office" xmlns:oel="http://schemas.microsoft.com/office/2019/extlst" xmlns:r="http://schemas.openxmlformats.org/officeDocument/2006/relationships" xmlns:m="http://schemas.openxmlformats.org/officeDocument/2006/math" xmlns:v="urn:schemas-microsoft-com:vml" xmlns:wp14="http://schemas.microsoft.com/office/word/2010/wordprocessingDrawing" xmlns:wp="http://schemas.openxmlformats.org/drawingml/2006/wordprocessingDrawing" xmlns:w10="urn:schemas-microsoft-com:office:word" xmlns:w="http://schemas.openxmlformats.org/wordprocessingml/2006/main" xmlns:w14="http://schemas.microsoft.com/office/word/2010/wordml" xmlns:w15="http://schemas.microsoft.com/office/word/2012/wordml" xmlns:w16cex="http://schemas.microsoft.com/office/word/2018/wordml/cex" xmlns:w16cid="http://schemas.microsoft.com/office/word/2016/wordml/cid" xmlns:w16="http://schemas.microsoft.com/office/word/2018/wordml" xmlns:w16du="http://schemas.microsoft.com/office/word/2023/wordml/word16du" xmlns:w16sdtdh="http://schemas.microsoft.com/office/word/2020/wordml/sdtdatahash" xmlns:w16sdtfl="http://schemas.microsoft.com/office/word/2024/wordml/sdtformatlock" xmlns:w16se="http://schemas.microsoft.com/office/word/2015/wordml/symex" xmlns:wpg="http://schemas.microsoft.com/office/word/2010/wordprocessingGroup" xmlns:wpi="http://schemas.microsoft.com/office/word/2010/wordprocessingInk" xmlns:wne="http://schemas.microsoft.com/office/word/2006/wordml" xmlns:wps="http://schemas.microsoft.com/office/word/2010/wordprocessingShape" mc:Ignorable="w14 w15 w16se w16cid w16 w16cex w16sdtdh w16sdtfl w16du wp14">
   <w:abstractNum w:abstractNumId="0" w15:restartNumberingAfterBreak="0">
     <w:nsid w:val="FFFFFF7C"/>
     <w:multiLevelType w:val="singleLevel"/>
@@ -925,7 +1017,7 @@
 </file>
 
 <file path=word/styles.xml><?xml version="1.0" encoding="utf-8"?>
-<w:styles xmlns:mc="http://schemas.openxmlformats.org/markup-compatibility/2006" xmlns:r="http://schemas.openxmlformats.org/officeDocument/2006/relationships" xmlns:w="http://schemas.openxmlformats.org/wordprocessingml/2006/main" xmlns:w14="http://schemas.microsoft.com/office/word/2010/wordml" xmlns:w15="http://schemas.microsoft.com/office/word/2012/wordml" xmlns:w16cex="http://schemas.microsoft.com/office/word/2018/wordml/cex" xmlns:w16cid="http://schemas.microsoft.com/office/word/2016/wordml/cid" xmlns:w16="http://schemas.microsoft.com/office/word/2018/wordml" xmlns:w16sdtdh="http://schemas.microsoft.com/office/word/2020/wordml/sdtdatahash" xmlns:w16se="http://schemas.microsoft.com/office/word/2015/wordml/symex" mc:Ignorable="w14 w15 w16se w16cid w16 w16cex w16sdtdh">
+<w:styles xmlns:mc="http://schemas.openxmlformats.org/markup-compatibility/2006" xmlns:r="http://schemas.openxmlformats.org/officeDocument/2006/relationships" xmlns:w="http://schemas.openxmlformats.org/wordprocessingml/2006/main" xmlns:w14="http://schemas.microsoft.com/office/word/2010/wordml" xmlns:w15="http://schemas.microsoft.com/office/word/2012/wordml" xmlns:w16cex="http://schemas.microsoft.com/office/word/2018/wordml/cex" xmlns:w16cid="http://schemas.microsoft.com/office/word/2016/wordml/cid" xmlns:w16="http://schemas.microsoft.com/office/word/2018/wordml" xmlns:w16du="http://schemas.microsoft.com/office/word/2023/wordml/word16du" xmlns:w16sdtdh="http://schemas.microsoft.com/office/word/2020/wordml/sdtdatahash" xmlns:w16sdtfl="http://schemas.microsoft.com/office/word/2024/wordml/sdtformatlock" xmlns:w16se="http://schemas.microsoft.com/office/word/2015/wordml/symex" mc:Ignorable="w14 w15 w16se w16cid w16 w16cex w16sdtdh w16sdtfl w16du">
   <w:docDefaults>
     <w:rPrDefault>
       <w:rPr>
@@ -1683,7 +1775,7 @@
     <w:link w:val="TitleChar"/>
     <w:uiPriority w:val="10"/>
     <w:qFormat/>
-    <w:rsid w:val="007106C8"/>
+    <w:rsid w:val="00E854FA"/>
     <w:pPr>
       <w:spacing w:after="300" w:line="240" w:lineRule="auto"/>
       <w:contextualSpacing/>
@@ -1693,7 +1785,7 @@
       <w:rFonts w:eastAsiaTheme="majorEastAsia" w:cstheme="majorBidi"/>
       <w:spacing w:val="5"/>
       <w:kern w:val="28"/>
-      <w:sz w:val="52"/>
+      <w:sz w:val="40"/>
       <w:szCs w:val="52"/>
       <w:lang w:val="sv-SE" w:eastAsia="en-US" w:bidi="ar-SA"/>
     </w:rPr>
@@ -1703,12 +1795,12 @@
     <w:basedOn w:val="DefaultParagraphFont"/>
     <w:link w:val="Title"/>
     <w:uiPriority w:val="10"/>
-    <w:rsid w:val="007106C8"/>
+    <w:rsid w:val="00E854FA"/>
     <w:rPr>
       <w:rFonts w:ascii="Times New Roman" w:eastAsiaTheme="majorEastAsia" w:hAnsi="Times New Roman" w:cstheme="majorBidi"/>
       <w:spacing w:val="5"/>
       <w:kern w:val="28"/>
-      <w:sz w:val="52"/>
+      <w:sz w:val="40"/>
       <w:szCs w:val="52"/>
       <w:lang w:val="sv-SE" w:eastAsia="en-US" w:bidi="ar-SA"/>
     </w:rPr>

--- a/klagomål/A 971-2026 FSC-klagomål.docx
+++ b/klagomål/A 971-2026 FSC-klagomål.docx
@@ -797,7 +797,7 @@
     <w:r>
       <w:tab/>
       <w:tab/>
-      <w:t>2026-06-18</w:t>
+      <w:t>2026-06-19</w:t>
       <w:br/>
       <w:br/>
     </w:r>

--- a/klagomål/A 971-2026 FSC-klagomål.docx
+++ b/klagomål/A 971-2026 FSC-klagomål.docx
@@ -797,7 +797,7 @@
     <w:r>
       <w:tab/>
       <w:tab/>
-      <w:t>2026-06-19</w:t>
+      <w:t>2026-06-20</w:t>
       <w:br/>
       <w:br/>
     </w:r>

--- a/klagomål/A 971-2026 FSC-klagomål.docx
+++ b/klagomål/A 971-2026 FSC-klagomål.docx
@@ -168,38 +168,7 @@
     </w:p>
     <w:p>
       <w:r>
-        <w:t>Detta dokument behandlar höga naturvärden i avverkningsanmälan A 971-2026 i Bergs kommun som inkom 2026-01-07 och omfattar 9,7 ha.</w:t>
-      </w:r>
-    </w:p>
-    <w:p>
-      <w:r>
-        <w:t>Nedan presenteras fynd av naturvårdsarter och fridlysta arter som gjorts i det avverkningsanmälda området, samt relevanta utdrag ur standarderna för FSC, Chain of Custody, Controlled Wood och PEFC.</w:t>
-      </w:r>
-    </w:p>
-    <w:p>
-      <w:r>
-        <w:t>Vi förväntar oss att ni återkommer med ett skriftligt svar på vårt klagomål och även beskriver vilka korrigerande åtgärder ni satt in för att rätta till identifierade brister i er efterlevnad av den svenska FSC standarden.</w:t>
-      </w:r>
-    </w:p>
-    <w:p>
-      <w:pPr>
-        <w:pStyle w:val="Heading1"/>
-      </w:pPr>
-      <w:r>
-        <w:t>Naturvårdsarter</w:t>
-      </w:r>
-    </w:p>
-    <w:p>
-      <w:r>
-        <w:t>I och inom 25 meter från avverkningsanmälan har följande 4 naturvårdsarter hittats: garnlav (VU, T), doftskinn (NT, T), grönsångare (NT, §4) och knottrig blåslav (NT, T). Av dessa är 4 rödlistade. För rödlistade arter har rödlistekategorin angivits inom parentes. Typiska arter inom Natura 2000 som är kopplade till skogsekosystem har markerats med (T). För fridlysta arter anges även paragrafen i Artskyddsförordningen som arten är fridlyst enligt.</w:t>
-      </w:r>
-    </w:p>
-    <w:p>
-      <w:r>
-        <w:t>De påträffade naturvårdsarterna är ett tydligt kvitto på att det rör sig om en skog med höga naturvärden.</w:t>
-      </w:r>
-      <w:r>
-        <w:t xml:space="preserve"> I Figur 1 visas fyndplatser för naturvårdsarter i området, som finns registrerade på Artportalen.</w:t>
+        <w:t>Detta klagomål behandlar höga naturvärden i avverkningsanmälan A 971-2026 i Bergs kommun som inkom 2026-01-07 och omfattar 9,7 ha.</w:t>
       </w:r>
     </w:p>
     <w:p>
@@ -209,7 +178,7 @@
       <w:r>
         <w:drawing>
           <wp:inline xmlns:a="http://schemas.openxmlformats.org/drawingml/2006/main" xmlns:pic="http://schemas.openxmlformats.org/drawingml/2006/picture">
-            <wp:extent cx="4116470" cy="5688000"/>
+            <wp:extent cx="4142524" cy="5724000"/>
             <wp:docPr id="1" name="Picture 1"/>
             <wp:cNvGraphicFramePr>
               <a:graphicFrameLocks noChangeAspect="1"/>
@@ -230,7 +199,7 @@
                   <pic:spPr>
                     <a:xfrm>
                       <a:off x="0" y="0"/>
-                      <a:ext cx="4116470" cy="5688000"/>
+                      <a:ext cx="4142524" cy="5724000"/>
                     </a:xfrm>
                     <a:prstGeom prst="rect"/>
                   </pic:spPr>
@@ -247,73 +216,35 @@
         <w:spacing w:after="240"/>
       </w:pPr>
       <w:r>
-        <w:t>Figur 1. Fyndplatser för naturvårdsarter i och inom 25 meter från avverkningsanmälan (röd linje). Markörer utan svart kant är placerade på fyndplatsen. Markörer med svart kant är placerade vid sidan av fyndplatsen och har ett svart streck som visar fyndplatsens exakta position. Kartans mittpunktskoordinat är N 6974583, E 408810 i SWEREF 99 TM.</w:t>
+        <w:t>Figur 1. Fyndplatser för naturvårdsarter i och inom 25 meter från avverkningsanmälan. Markörer utan svart kant är placerade på fyndplatsen. Markörer med svart kant är placerade vid sidan av fyndplatsen har ett svart streck som visar fyndplatsens exakta position. Kartans mittpunktskoordinat är N 6974583, E 408810 i SWEREF 99 TM.</w:t>
+      </w:r>
+    </w:p>
+    <w:p>
+      <w:r>
+        <w:t>I och inom 25 meter från avverkningsanmälan finns fynd av 4 naturvårdsarter, varav 4 är rödlistade, 1 är fridlyst och 3 är typiska (T): garnlav (VU, T), doftskinn (NT, T), grönsångare (NT, §4) och knottrig blåslav (NT, T). Se Figur 1.</w:t>
+      </w:r>
+    </w:p>
+    <w:p>
+      <w:r>
+        <w:t>Nedan presenteras relevanta utdrag ur standarderna för FSC, Chain of Custody, Controlled Wood och PEFC.</w:t>
+      </w:r>
+    </w:p>
+    <w:p>
+      <w:r>
+        <w:t>Vi förväntar oss att ni återkommer med ett skriftligt svar på vårt klagomål och även beskriver vilka korrigerande åtgärder ni satt in för att rätta till identifierade brister i er efterlevnad av den svenska FSC standarden.</w:t>
       </w:r>
     </w:p>
     <w:p>
       <w:pPr>
-        <w:pStyle w:val="Heading2"/>
+        <w:pStyle w:val="Heading1"/>
       </w:pPr>
       <w:r>
-        <w:t>Fridlysta arter</w:t>
+        <w:t>Naturvårdsarter och fridlysta arter</w:t>
       </w:r>
     </w:p>
     <w:p>
       <w:r>
-        <w:t>Följande fridlysta arter har sina livsmiljöer och växtplatser i den avverkningsanmälda skogen: grönsångare (NT, §4).</w:t>
-      </w:r>
-    </w:p>
-    <w:p>
-      <w:r>
-        <w:t xml:space="preserve">Observera att medlemsländerna är skyldiga att agera i enlighet med EU:s fågeldirektiv där det uttryckligen står att direktivet gäller för fåglar samt för deras ägg, bon och </w:t>
-      </w:r>
-      <w:r>
-        <w:rPr>
-          <w:b/>
-        </w:rPr>
-        <w:t xml:space="preserve">livsmiljöer </w:t>
-      </w:r>
-      <w:r>
-        <w:t>(artikel 1). Vidare att de åtgärder som vidtas inte får leda till en försämring av den nuvarande situationen beträffande bevarandet av de fågelarter som avses i artikel 1 (artikel 13). Fågeldirektivet är styrande för tillsynsansvariga myndigheters ärendehantering, ställningstaganden och beslutsfattande.</w:t>
-      </w:r>
-    </w:p>
-    <w:p>
-      <w:r>
-        <w:rPr>
-          <w:b/>
-        </w:rPr>
-        <w:t>Grönsångare (NT, §4)</w:t>
-      </w:r>
-      <w:r>
-        <w:t xml:space="preserve"> är rödlistad som nära hotad (NT) och fridlyst enligt 4§ artskyddsförordningen. Den har minskat med 17 (6–24) % under de senaste 10 åren och minskningstakten för den svenska populationen bedöms vara nära gränsvärdet för Sårbar (VU). (A2b). Arten häckar i högstammig skog, främst lövskog men även i granskog, i regel utan kraftigare undervegetation. Den förekommer i södra och mellersta Sverige samt i Norrlands kustland norrut till Norrbotten. Förekommer dessutom sällsynt i Norrlands inland (SLU Artdatabanken, 2024). Orsaken till grönsångarens nedgång och är oklar varvid det är viktigt att försiktighetsprincipen enligt 2 kap. 3 § miljöbalken tillämpas för att bevara artens livsmiljöer och vända den negativa trenden.</w:t>
-      </w:r>
-    </w:p>
-    <w:p>
-      <w:pPr>
-        <w:pStyle w:val="Heading2"/>
-      </w:pPr>
-      <w:r>
-        <w:t>Övriga naturvårdsarter</w:t>
-      </w:r>
-    </w:p>
-    <w:p>
-      <w:r>
-        <w:rPr>
-          <w:b/>
-        </w:rPr>
-        <w:t>Doftskinn (NT)</w:t>
-      </w:r>
-      <w:r>
-        <w:t xml:space="preserve">, rödlistad som nära hotad, är en mycket bra signalart för boreal granskog och indikerar ett gran-skogsekosystem med lång kontinuitet av grova lågor. Arten är placerad i toppen av Skogsstyrelsens värdepyramid för bedömning av skog med höga naturvärden och har klassats som en “urskogsindikator”, då den förekommer med ett tydligt optimum i helt eller nästan helt orörda skogar. Doftskinn är typisk art för </w:t>
-      </w:r>
-      <w:r>
-        <w:rPr>
-          <w:i/>
-        </w:rPr>
-        <w:t xml:space="preserve">9010 Taiga </w:t>
-      </w:r>
-      <w:r>
-        <w:t>(SLU Artdatabanken, 2025; Nitare &amp; Skogsstyrelsen, 2019).</w:t>
+        <w:t>Nedan följer beskrivningar av de naturvårdsarter och fridlysta arter som har sina livsmiljöer och växtplatser i den avverkningsanmälda skogen. De påträffade naturvårdsarterna är ett tydligt kvitto på att det rör sig om en skog med höga naturvärden.</w:t>
       </w:r>
     </w:p>
     <w:p>
@@ -343,6 +274,37 @@
       </w:r>
       <w:r>
         <w:t xml:space="preserve"> (SLU Artdatabanken, 2026).</w:t>
+      </w:r>
+    </w:p>
+    <w:p>
+      <w:r>
+        <w:rPr>
+          <w:b/>
+        </w:rPr>
+        <w:t>Doftskinn (NT)</w:t>
+      </w:r>
+      <w:r>
+        <w:t xml:space="preserve">, rödlistad som nära hotad, är en mycket bra signalart för boreal granskog och indikerar ett gran-skogsekosystem med lång kontinuitet av grova lågor. Arten är placerad i toppen av Skogsstyrelsens värdepyramid för bedömning av skog med höga naturvärden och har klassats som en “urskogsindikator”, då den förekommer med ett tydligt optimum i helt eller nästan helt orörda skogar. Doftskinn är typisk art för </w:t>
+      </w:r>
+      <w:r>
+        <w:rPr>
+          <w:i/>
+        </w:rPr>
+        <w:t xml:space="preserve">9010 Taiga </w:t>
+      </w:r>
+      <w:r>
+        <w:t>(SLU Artdatabanken, 2025; Nitare &amp; Skogsstyrelsen, 2019).</w:t>
+      </w:r>
+    </w:p>
+    <w:p>
+      <w:r>
+        <w:rPr>
+          <w:b/>
+        </w:rPr>
+        <w:t>Grönsångare (NT, §4)</w:t>
+      </w:r>
+      <w:r>
+        <w:t xml:space="preserve"> är rödlistad som nära hotad (NT) och fridlyst enligt 4§ artskyddsförordningen. Den har minskat med 17 (6–24) % under de senaste 10 åren och minskningstakten för den svenska populationen bedöms vara nära gränsvärdet för Sårbar (VU). (A2b). Arten häckar i högstammig skog, främst lövskog men även i granskog, i regel utan kraftigare undervegetation. Den förekommer i södra och mellersta Sverige samt i Norrlands kustland norrut till Norrbotten. Förekommer dessutom sällsynt i Norrlands inland (SLU Artdatabanken, 2024). Orsaken till grönsångarens nedgång och är oklar varvid det är viktigt att försiktighetsprincipen enligt 2 kap. 3 § miljöbalken tillämpas för att bevara artens livsmiljöer och vända den negativa trenden.</w:t>
       </w:r>
     </w:p>
     <w:p>
@@ -797,7 +759,7 @@
     <w:r>
       <w:tab/>
       <w:tab/>
-      <w:t>2026-06-20</w:t>
+      <w:t>2026-06-21</w:t>
       <w:br/>
       <w:br/>
     </w:r>

--- a/klagomål/A 971-2026 FSC-klagomål.docx
+++ b/klagomål/A 971-2026 FSC-klagomål.docx
@@ -759,7 +759,7 @@
     <w:r>
       <w:tab/>
       <w:tab/>
-      <w:t>2026-06-21</w:t>
+      <w:t>2026-06-22</w:t>
       <w:br/>
       <w:br/>
     </w:r>

--- a/klagomål/A 971-2026 FSC-klagomål.docx
+++ b/klagomål/A 971-2026 FSC-klagomål.docx
@@ -759,7 +759,7 @@
     <w:r>
       <w:tab/>
       <w:tab/>
-      <w:t>2026-06-22</w:t>
+      <w:t>2026-06-23</w:t>
       <w:br/>
       <w:br/>
     </w:r>

--- a/klagomål/A 971-2026 FSC-klagomål.docx
+++ b/klagomål/A 971-2026 FSC-klagomål.docx
@@ -759,7 +759,7 @@
     <w:r>
       <w:tab/>
       <w:tab/>
-      <w:t>2026-06-23</w:t>
+      <w:t>2026-06-24</w:t>
       <w:br/>
       <w:br/>
     </w:r>

--- a/klagomål/A 971-2026 FSC-klagomål.docx
+++ b/klagomål/A 971-2026 FSC-klagomål.docx
@@ -759,7 +759,7 @@
     <w:r>
       <w:tab/>
       <w:tab/>
-      <w:t>2026-06-24</w:t>
+      <w:t>2026-06-25</w:t>
       <w:br/>
       <w:br/>
     </w:r>

--- a/klagomål/A 971-2026 FSC-klagomål.docx
+++ b/klagomål/A 971-2026 FSC-klagomål.docx
@@ -759,7 +759,7 @@
     <w:r>
       <w:tab/>
       <w:tab/>
-      <w:t>2026-06-25</w:t>
+      <w:t>2026-06-26</w:t>
       <w:br/>
       <w:br/>
     </w:r>

--- a/klagomål/A 971-2026 FSC-klagomål.docx
+++ b/klagomål/A 971-2026 FSC-klagomål.docx
@@ -759,7 +759,7 @@
     <w:r>
       <w:tab/>
       <w:tab/>
-      <w:t>2026-06-26</w:t>
+      <w:t>2026-06-27</w:t>
       <w:br/>
       <w:br/>
     </w:r>

--- a/klagomål/A 971-2026 FSC-klagomål.docx
+++ b/klagomål/A 971-2026 FSC-klagomål.docx
@@ -759,7 +759,7 @@
     <w:r>
       <w:tab/>
       <w:tab/>
-      <w:t>2026-06-27</w:t>
+      <w:t>2026-06-28</w:t>
       <w:br/>
       <w:br/>
     </w:r>

--- a/klagomål/A 971-2026 FSC-klagomål.docx
+++ b/klagomål/A 971-2026 FSC-klagomål.docx
@@ -759,7 +759,7 @@
     <w:r>
       <w:tab/>
       <w:tab/>
-      <w:t>2026-06-28</w:t>
+      <w:t>2026-06-29</w:t>
       <w:br/>
       <w:br/>
     </w:r>

--- a/klagomål/A 971-2026 FSC-klagomål.docx
+++ b/klagomål/A 971-2026 FSC-klagomål.docx
@@ -759,7 +759,7 @@
     <w:r>
       <w:tab/>
       <w:tab/>
-      <w:t>2026-06-29</w:t>
+      <w:t>2026-06-30</w:t>
       <w:br/>
       <w:br/>
     </w:r>

--- a/klagomål/A 971-2026 FSC-klagomål.docx
+++ b/klagomål/A 971-2026 FSC-klagomål.docx
@@ -759,7 +759,7 @@
     <w:r>
       <w:tab/>
       <w:tab/>
-      <w:t>2026-06-30</w:t>
+      <w:t>2026-07-01</w:t>
       <w:br/>
       <w:br/>
     </w:r>

--- a/klagomål/A 971-2026 FSC-klagomål.docx
+++ b/klagomål/A 971-2026 FSC-klagomål.docx
@@ -759,7 +759,7 @@
     <w:r>
       <w:tab/>
       <w:tab/>
-      <w:t>2026-07-01</w:t>
+      <w:t>2026-07-02</w:t>
       <w:br/>
       <w:br/>
     </w:r>

--- a/klagomål/A 971-2026 FSC-klagomål.docx
+++ b/klagomål/A 971-2026 FSC-klagomål.docx
@@ -759,7 +759,7 @@
     <w:r>
       <w:tab/>
       <w:tab/>
-      <w:t>2026-07-13</w:t>
+      <w:t>2026-07-14</w:t>
       <w:br/>
       <w:br/>
     </w:r>

--- a/klagomål/A 971-2026 FSC-klagomål.docx
+++ b/klagomål/A 971-2026 FSC-klagomål.docx
@@ -759,7 +759,7 @@
     <w:r>
       <w:tab/>
       <w:tab/>
-      <w:t>2026-07-14</w:t>
+      <w:t>2026-07-15</w:t>
       <w:br/>
       <w:br/>
     </w:r>

--- a/klagomål/A 971-2026 FSC-klagomål.docx
+++ b/klagomål/A 971-2026 FSC-klagomål.docx
@@ -759,7 +759,7 @@
     <w:r>
       <w:tab/>
       <w:tab/>
-      <w:t>2026-07-15</w:t>
+      <w:t>2026-07-16</w:t>
       <w:br/>
       <w:br/>
     </w:r>

--- a/klagomål/A 971-2026 FSC-klagomål.docx
+++ b/klagomål/A 971-2026 FSC-klagomål.docx
@@ -759,7 +759,7 @@
     <w:r>
       <w:tab/>
       <w:tab/>
-      <w:t>2026-07-16</w:t>
+      <w:t>2026-07-17</w:t>
       <w:br/>
       <w:br/>
     </w:r>

--- a/klagomål/A 971-2026 FSC-klagomål.docx
+++ b/klagomål/A 971-2026 FSC-klagomål.docx
@@ -759,7 +759,7 @@
     <w:r>
       <w:tab/>
       <w:tab/>
-      <w:t>2026-07-17</w:t>
+      <w:t>2026-07-18</w:t>
       <w:br/>
       <w:br/>
     </w:r>

--- a/klagomål/A 971-2026 FSC-klagomål.docx
+++ b/klagomål/A 971-2026 FSC-klagomål.docx
@@ -759,7 +759,7 @@
     <w:r>
       <w:tab/>
       <w:tab/>
-      <w:t>2026-07-18</w:t>
+      <w:t>2026-07-19</w:t>
       <w:br/>
       <w:br/>
     </w:r>

--- a/klagomål/A 971-2026 FSC-klagomål.docx
+++ b/klagomål/A 971-2026 FSC-klagomål.docx
@@ -759,7 +759,7 @@
     <w:r>
       <w:tab/>
       <w:tab/>
-      <w:t>2026-07-19</w:t>
+      <w:t>2026-07-20</w:t>
       <w:br/>
       <w:br/>
     </w:r>

--- a/klagomål/A 971-2026 FSC-klagomål.docx
+++ b/klagomål/A 971-2026 FSC-klagomål.docx
@@ -759,7 +759,7 @@
     <w:r>
       <w:tab/>
       <w:tab/>
-      <w:t>2026-07-20</w:t>
+      <w:t>2026-07-21</w:t>
       <w:br/>
       <w:br/>
     </w:r>

--- a/klagomål/A 971-2026 FSC-klagomål.docx
+++ b/klagomål/A 971-2026 FSC-klagomål.docx
@@ -759,7 +759,7 @@
     <w:r>
       <w:tab/>
       <w:tab/>
-      <w:t>2026-07-21</w:t>
+      <w:t>2026-07-22</w:t>
       <w:br/>
       <w:br/>
     </w:r>

--- a/klagomål/A 971-2026 FSC-klagomål.docx
+++ b/klagomål/A 971-2026 FSC-klagomål.docx
@@ -759,7 +759,7 @@
     <w:r>
       <w:tab/>
       <w:tab/>
-      <w:t>2026-07-22</w:t>
+      <w:t>2026-07-23</w:t>
       <w:br/>
       <w:br/>
     </w:r>

--- a/klagomål/A 971-2026 FSC-klagomål.docx
+++ b/klagomål/A 971-2026 FSC-klagomål.docx
@@ -759,7 +759,7 @@
     <w:r>
       <w:tab/>
       <w:tab/>
-      <w:t>2026-07-23</w:t>
+      <w:t>2026-07-24</w:t>
       <w:br/>
       <w:br/>
     </w:r>

--- a/klagomål/A 971-2026 FSC-klagomål.docx
+++ b/klagomål/A 971-2026 FSC-klagomål.docx
@@ -759,7 +759,7 @@
     <w:r>
       <w:tab/>
       <w:tab/>
-      <w:t>2026-07-24</w:t>
+      <w:t>2026-07-25</w:t>
       <w:br/>
       <w:br/>
     </w:r>

--- a/klagomål/A 971-2026 FSC-klagomål.docx
+++ b/klagomål/A 971-2026 FSC-klagomål.docx
@@ -759,7 +759,7 @@
     <w:r>
       <w:tab/>
       <w:tab/>
-      <w:t>2026-07-25</w:t>
+      <w:t>2026-07-26</w:t>
       <w:br/>
       <w:br/>
     </w:r>

--- a/klagomål/A 971-2026 FSC-klagomål.docx
+++ b/klagomål/A 971-2026 FSC-klagomål.docx
@@ -759,7 +759,7 @@
     <w:r>
       <w:tab/>
       <w:tab/>
-      <w:t>2026-07-26</w:t>
+      <w:t>2026-07-27</w:t>
       <w:br/>
       <w:br/>
     </w:r>

--- a/klagomål/A 971-2026 FSC-klagomål.docx
+++ b/klagomål/A 971-2026 FSC-klagomål.docx
@@ -759,7 +759,7 @@
     <w:r>
       <w:tab/>
       <w:tab/>
-      <w:t>2026-07-27</w:t>
+      <w:t>2026-07-28</w:t>
       <w:br/>
       <w:br/>
     </w:r>

--- a/klagomål/A 971-2026 FSC-klagomål.docx
+++ b/klagomål/A 971-2026 FSC-klagomål.docx
@@ -759,7 +759,7 @@
     <w:r>
       <w:tab/>
       <w:tab/>
-      <w:t>2026-07-28</w:t>
+      <w:t>2026-07-29</w:t>
       <w:br/>
       <w:br/>
     </w:r>

--- a/klagomål/A 971-2026 FSC-klagomål.docx
+++ b/klagomål/A 971-2026 FSC-klagomål.docx
@@ -759,7 +759,7 @@
     <w:r>
       <w:tab/>
       <w:tab/>
-      <w:t>2026-07-29</w:t>
+      <w:t>2026-07-30</w:t>
       <w:br/>
       <w:br/>
     </w:r>

--- a/klagomål/A 971-2026 FSC-klagomål.docx
+++ b/klagomål/A 971-2026 FSC-klagomål.docx
@@ -759,7 +759,7 @@
     <w:r>
       <w:tab/>
       <w:tab/>
-      <w:t>2026-07-30</w:t>
+      <w:t>2026-07-31</w:t>
       <w:br/>
       <w:br/>
     </w:r>

--- a/klagomål/A 971-2026 FSC-klagomål.docx
+++ b/klagomål/A 971-2026 FSC-klagomål.docx
@@ -759,7 +759,7 @@
     <w:r>
       <w:tab/>
       <w:tab/>
-      <w:t>2026-07-31</w:t>
+      <w:t>2026-08-01</w:t>
       <w:br/>
       <w:br/>
     </w:r>

--- a/klagomål/A 971-2026 FSC-klagomål.docx
+++ b/klagomål/A 971-2026 FSC-klagomål.docx
@@ -759,7 +759,7 @@
     <w:r>
       <w:tab/>
       <w:tab/>
-      <w:t>2026-08-01</w:t>
+      <w:t>2026-08-02</w:t>
       <w:br/>
       <w:br/>
     </w:r>

--- a/klagomål/A 971-2026 FSC-klagomål.docx
+++ b/klagomål/A 971-2026 FSC-klagomål.docx
@@ -759,7 +759,7 @@
     <w:r>
       <w:tab/>
       <w:tab/>
-      <w:t>2026-08-02</w:t>
+      <w:t>2026-08-03</w:t>
       <w:br/>
       <w:br/>
     </w:r>

--- a/klagomål/A 971-2026 FSC-klagomål.docx
+++ b/klagomål/A 971-2026 FSC-klagomål.docx
@@ -759,7 +759,7 @@
     <w:r>
       <w:tab/>
       <w:tab/>
-      <w:t>2026-08-03</w:t>
+      <w:t>2026-08-04</w:t>
       <w:br/>
       <w:br/>
     </w:r>

--- a/klagomål/A 971-2026 FSC-klagomål.docx
+++ b/klagomål/A 971-2026 FSC-klagomål.docx
@@ -759,7 +759,7 @@
     <w:r>
       <w:tab/>
       <w:tab/>
-      <w:t>2026-08-04</w:t>
+      <w:t>2026-08-05</w:t>
       <w:br/>
       <w:br/>
     </w:r>

--- a/klagomål/A 971-2026 FSC-klagomål.docx
+++ b/klagomål/A 971-2026 FSC-klagomål.docx
@@ -759,7 +759,7 @@
     <w:r>
       <w:tab/>
       <w:tab/>
-      <w:t>2026-08-05</w:t>
+      <w:t>2026-08-07</w:t>
       <w:br/>
       <w:br/>
     </w:r>

--- a/klagomål/A 971-2026 FSC-klagomål.docx
+++ b/klagomål/A 971-2026 FSC-klagomål.docx
@@ -759,7 +759,7 @@
     <w:r>
       <w:tab/>
       <w:tab/>
-      <w:t>2026-08-07</w:t>
+      <w:t>2026-08-08</w:t>
       <w:br/>
       <w:br/>
     </w:r>

--- a/klagomål/A 971-2026 FSC-klagomål.docx
+++ b/klagomål/A 971-2026 FSC-klagomål.docx
@@ -216,7 +216,7 @@
         <w:spacing w:after="240"/>
       </w:pPr>
       <w:r>
-        <w:t>Figur 1. Fyndplatser för naturvårdsarter i och inom 25 meter från avverkningsanmälan. Markörer utan svart kant är placerade på fyndplatsen. Markörer med svart kant är placerade vid sidan av fyndplatsen har ett svart streck som visar fyndplatsens exakta position. Kartans mittpunktskoordinat är N 6974583, E 408810 i SWEREF 99 TM.</w:t>
+        <w:t>Figur 1. Fyndplatser för naturvårdsarter i och inom 25 meter från avverkningsanmälan. Markörer utan svart kant är placerade på fyndplatsen. Markörer med svart kant är placerade vid sidan av fyndplatsen och har ett svart streck som visar fyndplatsens exakta position. Kartans mittpunktskoordinat är N 6974583, E 408810 i SWEREF 99 TM.</w:t>
       </w:r>
     </w:p>
     <w:p>
@@ -759,7 +759,7 @@
     <w:r>
       <w:tab/>
       <w:tab/>
-      <w:t>2026-08-14</w:t>
+      <w:t>2026-08-15</w:t>
       <w:br/>
       <w:br/>
     </w:r>

--- a/klagomål/A 971-2026 FSC-klagomål.docx
+++ b/klagomål/A 971-2026 FSC-klagomål.docx
@@ -759,7 +759,7 @@
     <w:r>
       <w:tab/>
       <w:tab/>
-      <w:t>2026-08-15</w:t>
+      <w:t>2026-08-16</w:t>
       <w:br/>
       <w:br/>
     </w:r>

--- a/klagomål/A 971-2026 FSC-klagomål.docx
+++ b/klagomål/A 971-2026 FSC-klagomål.docx
@@ -759,7 +759,7 @@
     <w:r>
       <w:tab/>
       <w:tab/>
-      <w:t>2026-08-16</w:t>
+      <w:t>2026-08-17</w:t>
       <w:br/>
       <w:br/>
     </w:r>

--- a/klagomål/A 971-2026 FSC-klagomål.docx
+++ b/klagomål/A 971-2026 FSC-klagomål.docx
@@ -759,7 +759,7 @@
     <w:r>
       <w:tab/>
       <w:tab/>
-      <w:t>2026-08-17</w:t>
+      <w:t>2026-08-18</w:t>
       <w:br/>
       <w:br/>
     </w:r>

--- a/klagomål/A 971-2026 FSC-klagomål.docx
+++ b/klagomål/A 971-2026 FSC-klagomål.docx
@@ -759,7 +759,7 @@
     <w:r>
       <w:tab/>
       <w:tab/>
-      <w:t>2026-08-18</w:t>
+      <w:t>2026-08-19</w:t>
       <w:br/>
       <w:br/>
     </w:r>

--- a/klagomål/A 971-2026 FSC-klagomål.docx
+++ b/klagomål/A 971-2026 FSC-klagomål.docx
@@ -759,7 +759,7 @@
     <w:r>
       <w:tab/>
       <w:tab/>
-      <w:t>2026-08-19</w:t>
+      <w:t>2026-08-20</w:t>
       <w:br/>
       <w:br/>
     </w:r>

--- a/klagomål/A 971-2026 FSC-klagomål.docx
+++ b/klagomål/A 971-2026 FSC-klagomål.docx
@@ -759,7 +759,7 @@
     <w:r>
       <w:tab/>
       <w:tab/>
-      <w:t>2026-08-20</w:t>
+      <w:t>2026-08-21</w:t>
       <w:br/>
       <w:br/>
     </w:r>

--- a/klagomål/A 971-2026 FSC-klagomål.docx
+++ b/klagomål/A 971-2026 FSC-klagomål.docx
@@ -759,7 +759,7 @@
     <w:r>
       <w:tab/>
       <w:tab/>
-      <w:t>2026-08-21</w:t>
+      <w:t>2026-08-22</w:t>
       <w:br/>
       <w:br/>
     </w:r>

--- a/klagomål/A 971-2026 FSC-klagomål.docx
+++ b/klagomål/A 971-2026 FSC-klagomål.docx
@@ -759,7 +759,7 @@
     <w:r>
       <w:tab/>
       <w:tab/>
-      <w:t>2026-08-22</w:t>
+      <w:t>2026-08-23</w:t>
       <w:br/>
       <w:br/>
     </w:r>

--- a/klagomål/A 971-2026 FSC-klagomål.docx
+++ b/klagomål/A 971-2026 FSC-klagomål.docx
@@ -759,7 +759,7 @@
     <w:r>
       <w:tab/>
       <w:tab/>
-      <w:t>2026-08-23</w:t>
+      <w:t>2026-08-24</w:t>
       <w:br/>
       <w:br/>
     </w:r>

--- a/klagomål/A 971-2026 FSC-klagomål.docx
+++ b/klagomål/A 971-2026 FSC-klagomål.docx
@@ -759,7 +759,7 @@
     <w:r>
       <w:tab/>
       <w:tab/>
-      <w:t>2026-08-24</w:t>
+      <w:t>2026-08-25</w:t>
       <w:br/>
       <w:br/>
     </w:r>

--- a/klagomål/A 971-2026 FSC-klagomål.docx
+++ b/klagomål/A 971-2026 FSC-klagomål.docx
@@ -759,7 +759,7 @@
     <w:r>
       <w:tab/>
       <w:tab/>
-      <w:t>2026-08-25</w:t>
+      <w:t>2026-08-26</w:t>
       <w:br/>
       <w:br/>
     </w:r>

--- a/klagomål/A 971-2026 FSC-klagomål.docx
+++ b/klagomål/A 971-2026 FSC-klagomål.docx
@@ -759,7 +759,7 @@
     <w:r>
       <w:tab/>
       <w:tab/>
-      <w:t>2026-08-26</w:t>
+      <w:t>2026-08-27</w:t>
       <w:br/>
       <w:br/>
     </w:r>

--- a/klagomål/A 971-2026 FSC-klagomål.docx
+++ b/klagomål/A 971-2026 FSC-klagomål.docx
@@ -759,7 +759,7 @@
     <w:r>
       <w:tab/>
       <w:tab/>
-      <w:t>2026-08-27</w:t>
+      <w:t>2026-08-28</w:t>
       <w:br/>
       <w:br/>
     </w:r>

--- a/klagomål/A 971-2026 FSC-klagomål.docx
+++ b/klagomål/A 971-2026 FSC-klagomål.docx
@@ -759,7 +759,7 @@
     <w:r>
       <w:tab/>
       <w:tab/>
-      <w:t>2026-08-28</w:t>
+      <w:t>2026-08-29</w:t>
       <w:br/>
       <w:br/>
     </w:r>

--- a/klagomål/A 971-2026 FSC-klagomål.docx
+++ b/klagomål/A 971-2026 FSC-klagomål.docx
@@ -759,7 +759,7 @@
     <w:r>
       <w:tab/>
       <w:tab/>
-      <w:t>2026-08-29</w:t>
+      <w:t>2026-08-31</w:t>
       <w:br/>
       <w:br/>
     </w:r>

--- a/klagomål/A 971-2026 FSC-klagomål.docx
+++ b/klagomål/A 971-2026 FSC-klagomål.docx
@@ -759,7 +759,7 @@
     <w:r>
       <w:tab/>
       <w:tab/>
-      <w:t>2026-08-31</w:t>
+      <w:t>2026-09-01</w:t>
       <w:br/>
       <w:br/>
     </w:r>

--- a/klagomål/A 971-2026 FSC-klagomål.docx
+++ b/klagomål/A 971-2026 FSC-klagomål.docx
@@ -759,7 +759,7 @@
     <w:r>
       <w:tab/>
       <w:tab/>
-      <w:t>2026-09-01</w:t>
+      <w:t>2026-09-02</w:t>
       <w:br/>
       <w:br/>
     </w:r>

--- a/klagomål/A 971-2026 FSC-klagomål.docx
+++ b/klagomål/A 971-2026 FSC-klagomål.docx
@@ -759,7 +759,7 @@
     <w:r>
       <w:tab/>
       <w:tab/>
-      <w:t>2026-09-02</w:t>
+      <w:t>2026-09-03</w:t>
       <w:br/>
       <w:br/>
     </w:r>

--- a/klagomål/A 971-2026 FSC-klagomål.docx
+++ b/klagomål/A 971-2026 FSC-klagomål.docx
@@ -759,7 +759,7 @@
     <w:r>
       <w:tab/>
       <w:tab/>
-      <w:t>2026-09-03</w:t>
+      <w:t>2026-09-04</w:t>
       <w:br/>
       <w:br/>
     </w:r>

--- a/klagomål/A 971-2026 FSC-klagomål.docx
+++ b/klagomål/A 971-2026 FSC-klagomål.docx
@@ -759,7 +759,7 @@
     <w:r>
       <w:tab/>
       <w:tab/>
-      <w:t>2026-09-04</w:t>
+      <w:t>2026-09-05</w:t>
       <w:br/>
       <w:br/>
     </w:r>

--- a/klagomål/A 971-2026 FSC-klagomål.docx
+++ b/klagomål/A 971-2026 FSC-klagomål.docx
@@ -759,7 +759,7 @@
     <w:r>
       <w:tab/>
       <w:tab/>
-      <w:t>2026-09-05</w:t>
+      <w:t>2026-09-06</w:t>
       <w:br/>
       <w:br/>
     </w:r>

--- a/klagomål/A 971-2026 FSC-klagomål.docx
+++ b/klagomål/A 971-2026 FSC-klagomål.docx
@@ -759,7 +759,7 @@
     <w:r>
       <w:tab/>
       <w:tab/>
-      <w:t>2026-09-06</w:t>
+      <w:t>2026-09-07</w:t>
       <w:br/>
       <w:br/>
     </w:r>

--- a/klagomål/A 971-2026 FSC-klagomål.docx
+++ b/klagomål/A 971-2026 FSC-klagomål.docx
@@ -759,7 +759,7 @@
     <w:r>
       <w:tab/>
       <w:tab/>
-      <w:t>2026-09-07</w:t>
+      <w:t>2026-09-08</w:t>
       <w:br/>
       <w:br/>
     </w:r>

--- a/klagomål/A 971-2026 FSC-klagomål.docx
+++ b/klagomål/A 971-2026 FSC-klagomål.docx
@@ -759,7 +759,7 @@
     <w:r>
       <w:tab/>
       <w:tab/>
-      <w:t>2026-09-08</w:t>
+      <w:t>2026-09-09</w:t>
       <w:br/>
       <w:br/>
     </w:r>

--- a/klagomål/A 971-2026 FSC-klagomål.docx
+++ b/klagomål/A 971-2026 FSC-klagomål.docx
@@ -759,7 +759,7 @@
     <w:r>
       <w:tab/>
       <w:tab/>
-      <w:t>2026-09-09</w:t>
+      <w:t>2026-09-10</w:t>
       <w:br/>
       <w:br/>
     </w:r>

--- a/klagomål/A 971-2026 FSC-klagomål.docx
+++ b/klagomål/A 971-2026 FSC-klagomål.docx
@@ -759,7 +759,7 @@
     <w:r>
       <w:tab/>
       <w:tab/>
-      <w:t>2026-09-10</w:t>
+      <w:t>2026-09-11</w:t>
       <w:br/>
       <w:br/>
     </w:r>

--- a/klagomål/A 971-2026 FSC-klagomål.docx
+++ b/klagomål/A 971-2026 FSC-klagomål.docx
@@ -759,7 +759,7 @@
     <w:r>
       <w:tab/>
       <w:tab/>
-      <w:t>2026-09-11</w:t>
+      <w:t>2026-09-12</w:t>
       <w:br/>
       <w:br/>
     </w:r>

--- a/klagomål/A 971-2026 FSC-klagomål.docx
+++ b/klagomål/A 971-2026 FSC-klagomål.docx
@@ -759,7 +759,7 @@
     <w:r>
       <w:tab/>
       <w:tab/>
-      <w:t>2026-09-12</w:t>
+      <w:t>2026-09-13</w:t>
       <w:br/>
       <w:br/>
     </w:r>
